--- a/06_산출물_문서/2계층_절차서/QP-702_측정장비_계측기_관리.docx
+++ b/06_산출물_문서/2계층_절차서/QP-702_측정장비_계측기_관리.docx
@@ -270,11 +270,11 @@
     </w:p>
     <w:tbl>
       <w:tblPr>
-        <w:tblW w:w="8788" w:type="dxa"/>
         <w:tblCellMar>
           <w:left w:w="108" w:type="dxa"/>
           <w:right w:w="108" w:type="dxa"/>
         </w:tblCellMar>
+        <w:tblW w:w="8788" w:type="dxa"/>
         <w:tblBorders>
           <w:top w:val="single" w:sz="4" w:color="2E74B5" w:space="0"/>
           <w:left w:val="single" w:sz="4" w:color="2E74B5" w:space="0"/>
@@ -294,13 +294,13 @@
         <w:tc>
           <w:tcPr>
             <w:tcW w:w="1500" w:type="dxa"/>
-            <w:shd w:val="clear" w:color="auto" w:fill="D9D9D9"/>
-            <w:tcMar>
-              <w:top w:w="60" w:type="dxa"/>
-              <w:left w:w="120" w:type="dxa"/>
-              <w:bottom w:w="60" w:type="dxa"/>
-              <w:right w:w="120" w:type="dxa"/>
-            </w:tcMar>
+            <w:tcMar>
+              <w:top w:w="60" w:type="dxa"/>
+              <w:left w:w="120" w:type="dxa"/>
+              <w:bottom w:w="60" w:type="dxa"/>
+              <w:right w:w="120" w:type="dxa"/>
+            </w:tcMar>
+            <w:shd w:val="clear" w:color="auto" w:fill="DEEAF1"/>
           </w:tcPr>
           <w:p>
             <w:pPr>
@@ -320,13 +320,13 @@
         <w:tc>
           <w:tcPr>
             <w:tcW w:w="2800" w:type="dxa"/>
-            <w:shd w:val="clear" w:color="auto" w:fill="D9D9D9"/>
-            <w:tcMar>
-              <w:top w:w="60" w:type="dxa"/>
-              <w:left w:w="120" w:type="dxa"/>
-              <w:bottom w:w="60" w:type="dxa"/>
-              <w:right w:w="120" w:type="dxa"/>
-            </w:tcMar>
+            <w:tcMar>
+              <w:top w:w="60" w:type="dxa"/>
+              <w:left w:w="120" w:type="dxa"/>
+              <w:bottom w:w="60" w:type="dxa"/>
+              <w:right w:w="120" w:type="dxa"/>
+            </w:tcMar>
+            <w:shd w:val="clear" w:color="auto" w:fill="DEEAF1"/>
           </w:tcPr>
           <w:p>
             <w:pPr>
@@ -346,13 +346,13 @@
         <w:tc>
           <w:tcPr>
             <w:tcW w:w="2000" w:type="dxa"/>
-            <w:shd w:val="clear" w:color="auto" w:fill="D9D9D9"/>
-            <w:tcMar>
-              <w:top w:w="60" w:type="dxa"/>
-              <w:left w:w="120" w:type="dxa"/>
-              <w:bottom w:w="60" w:type="dxa"/>
-              <w:right w:w="120" w:type="dxa"/>
-            </w:tcMar>
+            <w:tcMar>
+              <w:top w:w="60" w:type="dxa"/>
+              <w:left w:w="120" w:type="dxa"/>
+              <w:bottom w:w="60" w:type="dxa"/>
+              <w:right w:w="120" w:type="dxa"/>
+            </w:tcMar>
+            <w:shd w:val="clear" w:color="auto" w:fill="DEEAF1"/>
           </w:tcPr>
           <w:p>
             <w:pPr>
@@ -372,13 +372,13 @@
         <w:tc>
           <w:tcPr>
             <w:tcW w:w="2488" w:type="dxa"/>
-            <w:shd w:val="clear" w:color="auto" w:fill="D9D9D9"/>
-            <w:tcMar>
-              <w:top w:w="60" w:type="dxa"/>
-              <w:left w:w="120" w:type="dxa"/>
-              <w:bottom w:w="60" w:type="dxa"/>
-              <w:right w:w="120" w:type="dxa"/>
-            </w:tcMar>
+            <w:tcMar>
+              <w:top w:w="60" w:type="dxa"/>
+              <w:left w:w="120" w:type="dxa"/>
+              <w:bottom w:w="60" w:type="dxa"/>
+              <w:right w:w="120" w:type="dxa"/>
+            </w:tcMar>
+            <w:shd w:val="clear" w:color="auto" w:fill="DEEAF1"/>
           </w:tcPr>
           <w:p>
             <w:pPr>
@@ -1151,7 +1151,7 @@
         </w:trPr>
         <w:tc>
           <w:tcPr>
-            <w:tcW w:w="2460" w:type="dxa"/>
+            <w:tcW w:w="1800" w:type="dxa"/>
             <w:tcMar>
               <w:top w:w="60" w:type="dxa"/>
               <w:left w:w="120" w:type="dxa"/>
@@ -1172,7 +1172,7 @@
         </w:tc>
         <w:tc>
           <w:tcPr>
-            <w:tcW w:w="6328" w:type="dxa"/>
+            <w:tcW w:w="6988" w:type="dxa"/>
             <w:tcMar>
               <w:top w:w="60" w:type="dxa"/>
               <w:left w:w="120" w:type="dxa"/>
@@ -1194,9 +1194,7 @@
       </w:tr>
       <w:tr>
         <w:tc>
-          <w:tcPr>
-            <w:tcW w:w="2460" w:type="dxa"/>
-          </w:tcPr>
+          <w:tcPr/>
           <w:p>
             <w:pPr>
               <w:pStyle w:val="Compact"/>
@@ -1208,7 +1206,7 @@
         </w:tc>
         <w:tc>
           <w:tcPr>
-            <w:tcW w:w="6328" w:type="dxa"/>
+            <w:tcW w:w="6988" w:type="dxa"/>
             <w:tcMar>
               <w:top w:w="60" w:type="dxa"/>
               <w:left w:w="120" w:type="dxa"/>
@@ -1241,6 +1239,7 @@
         </w:tc>
         <w:tc>
           <w:tcPr>
+            <w:tcW w:w="6988" w:type="dxa"/>
             <w:tcMar>
               <w:top w:w="60" w:type="dxa"/>
               <w:left w:w="120" w:type="dxa"/>
@@ -1272,9 +1271,7 @@
           </w:p>
         </w:tc>
         <w:tc>
-          <w:tcPr>
-            <w:tcW w:w="6328" w:type="dxa"/>
-          </w:tcPr>
+          <w:tcPr/>
           <w:p>
             <w:pPr>
               <w:pStyle w:val="Compact"/>
@@ -1287,19 +1284,10 @@
       </w:tr>
       <w:tr>
         <w:tc>
-          <w:tcPr>
-            <w:tcW w:w="2460" w:type="dxa"/>
-            <w:tcMar>
-              <w:top w:w="60" w:type="dxa"/>
-              <w:left w:w="120" w:type="dxa"/>
-              <w:bottom w:w="60" w:type="dxa"/>
-              <w:right w:w="120" w:type="dxa"/>
-            </w:tcMar>
-          </w:tcPr>
-          <w:p>
-            <w:pPr>
-              <w:pStyle w:val="Compact"/>
-              <w:wordWrap w:val="1"/>
+          <w:tcPr/>
+          <w:p>
+            <w:pPr>
+              <w:pStyle w:val="Compact"/>
             </w:pPr>
             <w:r>
               <w:t xml:space="preserve">환경측정</w:t>
@@ -1307,10 +1295,19 @@
           </w:p>
         </w:tc>
         <w:tc>
-          <w:tcPr/>
-          <w:p>
-            <w:pPr>
-              <w:pStyle w:val="Compact"/>
+          <w:tcPr>
+            <w:tcW w:w="6988" w:type="dxa"/>
+            <w:tcMar>
+              <w:top w:w="60" w:type="dxa"/>
+              <w:left w:w="120" w:type="dxa"/>
+              <w:bottom w:w="60" w:type="dxa"/>
+              <w:right w:w="120" w:type="dxa"/>
+            </w:tcMar>
+          </w:tcPr>
+          <w:p>
+            <w:pPr>
+              <w:pStyle w:val="Compact"/>
+              <w:wordWrap w:val="1"/>
             </w:pPr>
             <w:r>
               <w:t xml:space="preserve">온·습도계, 청정도 측정기 등 (품질에 영향을 미치는 경우)</w:t>
@@ -1344,18 +1341,10 @@
       </w:tr>
       <w:tr>
         <w:tc>
-          <w:tcPr>
-            <w:tcMar>
-              <w:top w:w="60" w:type="dxa"/>
-              <w:left w:w="120" w:type="dxa"/>
-              <w:bottom w:w="60" w:type="dxa"/>
-              <w:right w:w="120" w:type="dxa"/>
-            </w:tcMar>
-          </w:tcPr>
-          <w:p>
-            <w:pPr>
-              <w:pStyle w:val="Compact"/>
-              <w:wordWrap w:val="1"/>
+          <w:tcPr/>
+          <w:p>
+            <w:pPr>
+              <w:pStyle w:val="Compact"/>
             </w:pPr>
             <w:r>
               <w:t xml:space="preserve">소프트웨어</w:t>
@@ -1363,18 +1352,10 @@
           </w:p>
         </w:tc>
         <w:tc>
-          <w:tcPr>
-            <w:tcMar>
-              <w:top w:w="60" w:type="dxa"/>
-              <w:left w:w="120" w:type="dxa"/>
-              <w:bottom w:w="60" w:type="dxa"/>
-              <w:right w:w="120" w:type="dxa"/>
-            </w:tcMar>
-          </w:tcPr>
-          <w:p>
-            <w:pPr>
-              <w:pStyle w:val="Compact"/>
-              <w:wordWrap w:val="1"/>
+          <w:tcPr/>
+          <w:p>
+            <w:pPr>
+              <w:pStyle w:val="Compact"/>
             </w:pPr>
             <w:r>
               <w:t xml:space="preserve">측정/검사에 사용되는 소프트웨어 (의도된 용도 적합성 확인)</w:t>
@@ -1432,7 +1413,7 @@
         </w:trPr>
         <w:tc>
           <w:tcPr>
-            <w:tcW w:w="2460" w:type="dxa"/>
+            <w:tcW w:w="2436" w:type="dxa"/>
             <w:tcMar>
               <w:top w:w="60" w:type="dxa"/>
               <w:left w:w="120" w:type="dxa"/>
@@ -1453,7 +1434,7 @@
         </w:tc>
         <w:tc>
           <w:tcPr>
-            <w:tcW w:w="6328" w:type="dxa"/>
+            <w:tcW w:w="6352" w:type="dxa"/>
             <w:tcMar>
               <w:top w:w="60" w:type="dxa"/>
               <w:left w:w="120" w:type="dxa"/>
@@ -1475,9 +1456,7 @@
       </w:tr>
       <w:tr>
         <w:tc>
-          <w:tcPr>
-            <w:tcW w:w="2460" w:type="dxa"/>
-          </w:tcPr>
+          <w:tcPr/>
           <w:p>
             <w:pPr>
               <w:pStyle w:val="Compact"/>
@@ -1489,7 +1468,7 @@
         </w:tc>
         <w:tc>
           <w:tcPr>
-            <w:tcW w:w="6328" w:type="dxa"/>
+            <w:tcW w:w="6352" w:type="dxa"/>
             <w:tcMar>
               <w:top w:w="60" w:type="dxa"/>
               <w:left w:w="120" w:type="dxa"/>
@@ -1522,6 +1501,7 @@
         </w:tc>
         <w:tc>
           <w:tcPr>
+            <w:tcW w:w="6352" w:type="dxa"/>
             <w:tcMar>
               <w:top w:w="60" w:type="dxa"/>
               <w:left w:w="120" w:type="dxa"/>
@@ -1553,9 +1533,7 @@
           </w:p>
         </w:tc>
         <w:tc>
-          <w:tcPr>
-            <w:tcW w:w="6328" w:type="dxa"/>
-          </w:tcPr>
+          <w:tcPr/>
           <w:p>
             <w:pPr>
               <w:pStyle w:val="Compact"/>
@@ -1568,19 +1546,10 @@
       </w:tr>
       <w:tr>
         <w:tc>
-          <w:tcPr>
-            <w:tcW w:w="2460" w:type="dxa"/>
-            <w:tcMar>
-              <w:top w:w="60" w:type="dxa"/>
-              <w:left w:w="120" w:type="dxa"/>
-              <w:bottom w:w="60" w:type="dxa"/>
-              <w:right w:w="120" w:type="dxa"/>
-            </w:tcMar>
-          </w:tcPr>
-          <w:p>
-            <w:pPr>
-              <w:pStyle w:val="Compact"/>
-              <w:wordWrap w:val="1"/>
+          <w:tcPr/>
+          <w:p>
+            <w:pPr>
+              <w:pStyle w:val="Compact"/>
             </w:pPr>
             <w:r>
               <w:t xml:space="preserve">ISO/IEC 17025</w:t>
@@ -1588,10 +1557,19 @@
           </w:p>
         </w:tc>
         <w:tc>
-          <w:tcPr/>
-          <w:p>
-            <w:pPr>
-              <w:pStyle w:val="Compact"/>
+          <w:tcPr>
+            <w:tcW w:w="6352" w:type="dxa"/>
+            <w:tcMar>
+              <w:top w:w="60" w:type="dxa"/>
+              <w:left w:w="120" w:type="dxa"/>
+              <w:bottom w:w="60" w:type="dxa"/>
+              <w:right w:w="120" w:type="dxa"/>
+            </w:tcMar>
+          </w:tcPr>
+          <w:p>
+            <w:pPr>
+              <w:pStyle w:val="Compact"/>
+              <w:wordWrap w:val="1"/>
             </w:pPr>
             <w:r>
               <w:t xml:space="preserve">시험 및 교정 기관의 능력에 대한 일반 요구사항</w:t>
@@ -1649,18 +1627,10 @@
       </w:tr>
       <w:tr>
         <w:tc>
-          <w:tcPr>
-            <w:tcMar>
-              <w:top w:w="60" w:type="dxa"/>
-              <w:left w:w="120" w:type="dxa"/>
-              <w:bottom w:w="60" w:type="dxa"/>
-              <w:right w:w="120" w:type="dxa"/>
-            </w:tcMar>
-          </w:tcPr>
-          <w:p>
-            <w:pPr>
-              <w:pStyle w:val="Compact"/>
-              <w:wordWrap w:val="1"/>
+          <w:tcPr/>
+          <w:p>
+            <w:pPr>
+              <w:pStyle w:val="Compact"/>
             </w:pPr>
             <w:r>
               <w:t xml:space="preserve">QP-812</w:t>
@@ -1668,18 +1638,10 @@
           </w:p>
         </w:tc>
         <w:tc>
-          <w:tcPr>
-            <w:tcMar>
-              <w:top w:w="60" w:type="dxa"/>
-              <w:left w:w="120" w:type="dxa"/>
-              <w:bottom w:w="60" w:type="dxa"/>
-              <w:right w:w="120" w:type="dxa"/>
-            </w:tcMar>
-          </w:tcPr>
-          <w:p>
-            <w:pPr>
-              <w:pStyle w:val="Compact"/>
-              <w:wordWrap w:val="1"/>
+          <w:tcPr/>
+          <w:p>
+            <w:pPr>
+              <w:pStyle w:val="Compact"/>
             </w:pPr>
             <w:r>
               <w:t xml:space="preserve">식별 및 추적성 관리 절차서</w:t>
@@ -1723,7 +1685,7 @@
         </w:trPr>
         <w:tc>
           <w:tcPr>
-            <w:tcW w:w="2460" w:type="dxa"/>
+            <w:tcW w:w="3000" w:type="dxa"/>
             <w:tcMar>
               <w:top w:w="60" w:type="dxa"/>
               <w:left w:w="120" w:type="dxa"/>
@@ -1744,7 +1706,7 @@
         </w:tc>
         <w:tc>
           <w:tcPr>
-            <w:tcW w:w="6328" w:type="dxa"/>
+            <w:tcW w:w="5788" w:type="dxa"/>
             <w:tcMar>
               <w:top w:w="60" w:type="dxa"/>
               <w:left w:w="120" w:type="dxa"/>
@@ -1766,9 +1728,7 @@
       </w:tr>
       <w:tr>
         <w:tc>
-          <w:tcPr>
-            <w:tcW w:w="2460" w:type="dxa"/>
-          </w:tcPr>
+          <w:tcPr/>
           <w:p>
             <w:pPr>
               <w:pStyle w:val="Compact"/>
@@ -1780,7 +1740,7 @@
         </w:tc>
         <w:tc>
           <w:tcPr>
-            <w:tcW w:w="6328" w:type="dxa"/>
+            <w:tcW w:w="5788" w:type="dxa"/>
             <w:tcMar>
               <w:top w:w="60" w:type="dxa"/>
               <w:left w:w="120" w:type="dxa"/>
@@ -1813,6 +1773,7 @@
         </w:tc>
         <w:tc>
           <w:tcPr>
+            <w:tcW w:w="5788" w:type="dxa"/>
             <w:tcMar>
               <w:top w:w="60" w:type="dxa"/>
               <w:left w:w="120" w:type="dxa"/>
@@ -1844,9 +1805,7 @@
           </w:p>
         </w:tc>
         <w:tc>
-          <w:tcPr>
-            <w:tcW w:w="6328" w:type="dxa"/>
-          </w:tcPr>
+          <w:tcPr/>
           <w:p>
             <w:pPr>
               <w:pStyle w:val="Compact"/>
@@ -1859,9 +1818,7 @@
       </w:tr>
       <w:tr>
         <w:tc>
-          <w:tcPr>
-            <w:tcW w:w="2460" w:type="dxa"/>
-          </w:tcPr>
+          <w:tcPr/>
           <w:p>
             <w:pPr>
               <w:pStyle w:val="Compact"/>
@@ -1873,11 +1830,18 @@
         </w:tc>
         <w:tc>
           <w:tcPr>
-            <w:tcW w:w="6328" w:type="dxa"/>
-          </w:tcPr>
-          <w:p>
-            <w:pPr>
-              <w:pStyle w:val="Compact"/>
+            <w:tcW w:w="5788" w:type="dxa"/>
+            <w:tcMar>
+              <w:top w:w="60" w:type="dxa"/>
+              <w:left w:w="120" w:type="dxa"/>
+              <w:bottom w:w="60" w:type="dxa"/>
+              <w:right w:w="120" w:type="dxa"/>
+            </w:tcMar>
+          </w:tcPr>
+          <w:p>
+            <w:pPr>
+              <w:pStyle w:val="Compact"/>
+              <w:wordWrap w:val="1"/>
             </w:pPr>
             <w:r>
               <w:t xml:space="preserve">국가 또는 국제 측정 표준에 끊어지지 않는 교정 사슬(unbroken chain)로 연결되는 특성</w:t>
@@ -1887,9 +1851,7 @@
       </w:tr>
       <w:tr>
         <w:tc>
-          <w:tcPr>
-            <w:tcW w:w="2460" w:type="dxa"/>
-          </w:tcPr>
+          <w:tcPr/>
           <w:p>
             <w:pPr>
               <w:pStyle w:val="Compact"/>
@@ -1900,9 +1862,7 @@
           </w:p>
         </w:tc>
         <w:tc>
-          <w:tcPr>
-            <w:tcW w:w="6328" w:type="dxa"/>
-          </w:tcPr>
+          <w:tcPr/>
           <w:p>
             <w:pPr>
               <w:pStyle w:val="Compact"/>
@@ -1950,9 +1910,7 @@
           </w:p>
         </w:tc>
         <w:tc>
-          <w:tcPr>
-            <w:tcW w:w="6328" w:type="dxa"/>
-          </w:tcPr>
+          <w:tcPr/>
           <w:p>
             <w:pPr>
               <w:pStyle w:val="Compact"/>
@@ -1965,19 +1923,10 @@
       </w:tr>
       <w:tr>
         <w:tc>
-          <w:tcPr>
-            <w:tcW w:w="2460" w:type="dxa"/>
-            <w:tcMar>
-              <w:top w:w="60" w:type="dxa"/>
-              <w:left w:w="120" w:type="dxa"/>
-              <w:bottom w:w="60" w:type="dxa"/>
-              <w:right w:w="120" w:type="dxa"/>
-            </w:tcMar>
-          </w:tcPr>
-          <w:p>
-            <w:pPr>
-              <w:pStyle w:val="Compact"/>
-              <w:wordWrap w:val="1"/>
+          <w:tcPr/>
+          <w:p>
+            <w:pPr>
+              <w:pStyle w:val="Compact"/>
             </w:pPr>
             <w:r>
               <w:t xml:space="preserve">교정 상태 라벨</w:t>
@@ -1985,18 +1934,10 @@
           </w:p>
         </w:tc>
         <w:tc>
-          <w:tcPr>
-            <w:tcMar>
-              <w:top w:w="60" w:type="dxa"/>
-              <w:left w:w="120" w:type="dxa"/>
-              <w:bottom w:w="60" w:type="dxa"/>
-              <w:right w:w="120" w:type="dxa"/>
-            </w:tcMar>
-          </w:tcPr>
-          <w:p>
-            <w:pPr>
-              <w:pStyle w:val="Compact"/>
-              <w:wordWrap w:val="1"/>
+          <w:tcPr/>
+          <w:p>
+            <w:pPr>
+              <w:pStyle w:val="Compact"/>
             </w:pPr>
             <w:r>
               <w:t xml:space="preserve">장비에 부착하여 교정 상태(합격/부적합/사용제한)를 시각적으로 표시하는 라벨</w:t>
@@ -2040,7 +1981,7 @@
         </w:trPr>
         <w:tc>
           <w:tcPr>
-            <w:tcW w:w="2460" w:type="dxa"/>
+            <w:tcW w:w="3000" w:type="dxa"/>
             <w:tcMar>
               <w:top w:w="60" w:type="dxa"/>
               <w:left w:w="120" w:type="dxa"/>
@@ -2061,7 +2002,7 @@
         </w:tc>
         <w:tc>
           <w:tcPr>
-            <w:tcW w:w="6328" w:type="dxa"/>
+            <w:tcW w:w="5788" w:type="dxa"/>
             <w:tcMar>
               <w:top w:w="60" w:type="dxa"/>
               <w:left w:w="120" w:type="dxa"/>
@@ -2083,9 +2024,7 @@
       </w:tr>
       <w:tr>
         <w:tc>
-          <w:tcPr>
-            <w:tcW w:w="2460" w:type="dxa"/>
-          </w:tcPr>
+          <w:tcPr/>
           <w:p>
             <w:pPr>
               <w:pStyle w:val="Compact"/>
@@ -2101,7 +2040,7 @@
         </w:tc>
         <w:tc>
           <w:tcPr>
-            <w:tcW w:w="6328" w:type="dxa"/>
+            <w:tcW w:w="5788" w:type="dxa"/>
             <w:tcMar>
               <w:top w:w="60" w:type="dxa"/>
               <w:left w:w="120" w:type="dxa"/>
@@ -2138,7 +2077,7 @@
         </w:tc>
         <w:tc>
           <w:tcPr>
-            <w:tcW w:w="6328" w:type="dxa"/>
+            <w:tcW w:w="5788" w:type="dxa"/>
             <w:tcMar>
               <w:top w:w="60" w:type="dxa"/>
               <w:left w:w="120" w:type="dxa"/>
@@ -2203,7 +2142,7 @@
         </w:tc>
         <w:tc>
           <w:tcPr>
-            <w:tcW w:w="6328" w:type="dxa"/>
+            <w:tcW w:w="5788" w:type="dxa"/>
             <w:tcMar>
               <w:top w:w="60" w:type="dxa"/>
               <w:left w:w="120" w:type="dxa"/>
@@ -2236,18 +2175,10 @@
       </w:tr>
       <w:tr>
         <w:tc>
-          <w:tcPr>
-            <w:tcMar>
-              <w:top w:w="60" w:type="dxa"/>
-              <w:left w:w="120" w:type="dxa"/>
-              <w:bottom w:w="60" w:type="dxa"/>
-              <w:right w:w="120" w:type="dxa"/>
-            </w:tcMar>
-          </w:tcPr>
-          <w:p>
-            <w:pPr>
-              <w:pStyle w:val="Compact"/>
-              <w:wordWrap w:val="1"/>
+          <w:tcPr/>
+          <w:p>
+            <w:pPr>
+              <w:pStyle w:val="Compact"/>
             </w:pPr>
             <w:r>
               <w:rPr>
@@ -2259,18 +2190,10 @@
           </w:p>
         </w:tc>
         <w:tc>
-          <w:tcPr>
-            <w:tcMar>
-              <w:top w:w="60" w:type="dxa"/>
-              <w:left w:w="120" w:type="dxa"/>
-              <w:bottom w:w="60" w:type="dxa"/>
-              <w:right w:w="120" w:type="dxa"/>
-            </w:tcMar>
-          </w:tcPr>
-          <w:p>
-            <w:pPr>
-              <w:pStyle w:val="Compact"/>
-              <w:wordWrap w:val="1"/>
+          <w:tcPr/>
+          <w:p>
+            <w:pPr>
+              <w:pStyle w:val="Compact"/>
             </w:pPr>
             <w:r>
               <w:t xml:space="preserve">사용 전 교정 상태 및 정상 여부 확인; 장비 취급 주의사항 준수; 교정 스티커 미부착 장비 사용 금지; 이상 발견 시 즉시 품질팀에 보고; 비인가 조정 금지</w:t>
@@ -2339,7 +2262,7 @@
         </w:trPr>
         <w:tc>
           <w:tcPr>
-            <w:tcW w:w="2460" w:type="dxa"/>
+            <w:tcW w:w="3000" w:type="dxa"/>
             <w:tcMar>
               <w:top w:w="60" w:type="dxa"/>
               <w:left w:w="120" w:type="dxa"/>
@@ -2360,7 +2283,7 @@
         </w:tc>
         <w:tc>
           <w:tcPr>
-            <w:tcW w:w="6328" w:type="dxa"/>
+            <w:tcW w:w="5788" w:type="dxa"/>
             <w:tcMar>
               <w:top w:w="60" w:type="dxa"/>
               <w:left w:w="120" w:type="dxa"/>
@@ -2382,9 +2305,7 @@
       </w:tr>
       <w:tr>
         <w:tc>
-          <w:tcPr>
-            <w:tcW w:w="2460" w:type="dxa"/>
-          </w:tcPr>
+          <w:tcPr/>
           <w:p>
             <w:pPr>
               <w:pStyle w:val="Compact"/>
@@ -2396,7 +2317,7 @@
         </w:tc>
         <w:tc>
           <w:tcPr>
-            <w:tcW w:w="6328" w:type="dxa"/>
+            <w:tcW w:w="5788" w:type="dxa"/>
             <w:tcMar>
               <w:top w:w="60" w:type="dxa"/>
               <w:left w:w="120" w:type="dxa"/>
@@ -2429,6 +2350,7 @@
         </w:tc>
         <w:tc>
           <w:tcPr>
+            <w:tcW w:w="5788" w:type="dxa"/>
             <w:tcMar>
               <w:top w:w="60" w:type="dxa"/>
               <w:left w:w="120" w:type="dxa"/>
@@ -2460,9 +2382,7 @@
           </w:p>
         </w:tc>
         <w:tc>
-          <w:tcPr>
-            <w:tcW w:w="6328" w:type="dxa"/>
-          </w:tcPr>
+          <w:tcPr/>
           <w:p>
             <w:pPr>
               <w:pStyle w:val="Compact"/>
@@ -2475,19 +2395,10 @@
       </w:tr>
       <w:tr>
         <w:tc>
-          <w:tcPr>
-            <w:tcW w:w="2460" w:type="dxa"/>
-            <w:tcMar>
-              <w:top w:w="60" w:type="dxa"/>
-              <w:left w:w="120" w:type="dxa"/>
-              <w:bottom w:w="60" w:type="dxa"/>
-              <w:right w:w="120" w:type="dxa"/>
-            </w:tcMar>
-          </w:tcPr>
-          <w:p>
-            <w:pPr>
-              <w:pStyle w:val="Compact"/>
-              <w:wordWrap w:val="1"/>
+          <w:tcPr/>
+          <w:p>
+            <w:pPr>
+              <w:pStyle w:val="Compact"/>
             </w:pPr>
             <w:r>
               <w:t xml:space="preserve">정밀도/분해능</w:t>
@@ -2495,10 +2406,19 @@
           </w:p>
         </w:tc>
         <w:tc>
-          <w:tcPr/>
-          <w:p>
-            <w:pPr>
-              <w:pStyle w:val="Compact"/>
+          <w:tcPr>
+            <w:tcW w:w="5788" w:type="dxa"/>
+            <w:tcMar>
+              <w:top w:w="60" w:type="dxa"/>
+              <w:left w:w="120" w:type="dxa"/>
+              <w:bottom w:w="60" w:type="dxa"/>
+              <w:right w:w="120" w:type="dxa"/>
+            </w:tcMar>
+          </w:tcPr>
+          <w:p>
+            <w:pPr>
+              <w:pStyle w:val="Compact"/>
+              <w:wordWrap w:val="1"/>
             </w:pPr>
             <w:r>
               <w:t xml:space="preserve">장비의 최소 읽음값</w:t>
@@ -3450,7 +3370,7 @@
         </w:trPr>
         <w:tc>
           <w:tcPr>
-            <w:tcW w:w="2460" w:type="dxa"/>
+            <w:tcW w:w="3000" w:type="dxa"/>
             <w:tcMar>
               <w:top w:w="60" w:type="dxa"/>
               <w:left w:w="120" w:type="dxa"/>
@@ -3471,7 +3391,7 @@
         </w:tc>
         <w:tc>
           <w:tcPr>
-            <w:tcW w:w="6328" w:type="dxa"/>
+            <w:tcW w:w="5788" w:type="dxa"/>
             <w:tcMar>
               <w:top w:w="60" w:type="dxa"/>
               <w:left w:w="120" w:type="dxa"/>
@@ -3493,9 +3413,7 @@
       </w:tr>
       <w:tr>
         <w:tc>
-          <w:tcPr>
-            <w:tcW w:w="2460" w:type="dxa"/>
-          </w:tcPr>
+          <w:tcPr/>
           <w:p>
             <w:pPr>
               <w:pStyle w:val="Compact"/>
@@ -3507,7 +3425,7 @@
         </w:tc>
         <w:tc>
           <w:tcPr>
-            <w:tcW w:w="6328" w:type="dxa"/>
+            <w:tcW w:w="5788" w:type="dxa"/>
             <w:tcMar>
               <w:top w:w="60" w:type="dxa"/>
               <w:left w:w="120" w:type="dxa"/>
@@ -3540,17 +3458,11 @@
         </w:tc>
         <w:tc>
           <w:tcPr>
-            <w:tcMar>
-              <w:top w:w="60" w:type="dxa"/>
-              <w:left w:w="120" w:type="dxa"/>
-              <w:bottom w:w="60" w:type="dxa"/>
-              <w:right w:w="120" w:type="dxa"/>
-            </w:tcMar>
-          </w:tcPr>
-          <w:p>
-            <w:pPr>
-              <w:pStyle w:val="Compact"/>
-              <w:wordWrap w:val="1"/>
+            <w:tcW w:w="5788" w:type="dxa"/>
+          </w:tcPr>
+          <w:p>
+            <w:pPr>
+              <w:pStyle w:val="Compact"/>
             </w:pPr>
             <w:r>
               <w:t xml:space="preserve">주기 단축</w:t>
@@ -3571,9 +3483,7 @@
           </w:p>
         </w:tc>
         <w:tc>
-          <w:tcPr>
-            <w:tcW w:w="6328" w:type="dxa"/>
-          </w:tcPr>
+          <w:tcPr/>
           <w:p>
             <w:pPr>
               <w:pStyle w:val="Compact"/>
@@ -3586,19 +3496,10 @@
       </w:tr>
       <w:tr>
         <w:tc>
-          <w:tcPr>
-            <w:tcW w:w="2460" w:type="dxa"/>
-            <w:tcMar>
-              <w:top w:w="60" w:type="dxa"/>
-              <w:left w:w="120" w:type="dxa"/>
-              <w:bottom w:w="60" w:type="dxa"/>
-              <w:right w:w="120" w:type="dxa"/>
-            </w:tcMar>
-          </w:tcPr>
-          <w:p>
-            <w:pPr>
-              <w:pStyle w:val="Compact"/>
-              <w:wordWrap w:val="1"/>
+          <w:tcPr/>
+          <w:p>
+            <w:pPr>
+              <w:pStyle w:val="Compact"/>
             </w:pPr>
             <w:r>
               <w:t xml:space="preserve">사용 빈도 증가</w:t>
@@ -3606,10 +3507,19 @@
           </w:p>
         </w:tc>
         <w:tc>
-          <w:tcPr/>
-          <w:p>
-            <w:pPr>
-              <w:pStyle w:val="Compact"/>
+          <w:tcPr>
+            <w:tcW w:w="5788" w:type="dxa"/>
+            <w:tcMar>
+              <w:top w:w="60" w:type="dxa"/>
+              <w:left w:w="120" w:type="dxa"/>
+              <w:bottom w:w="60" w:type="dxa"/>
+              <w:right w:w="120" w:type="dxa"/>
+            </w:tcMar>
+          </w:tcPr>
+          <w:p>
+            <w:pPr>
+              <w:pStyle w:val="Compact"/>
+              <w:wordWrap w:val="1"/>
             </w:pPr>
             <w:r>
               <w:t xml:space="preserve">주기 단축 검토</w:t>
@@ -3643,18 +3553,10 @@
       </w:tr>
       <w:tr>
         <w:tc>
-          <w:tcPr>
-            <w:tcMar>
-              <w:top w:w="60" w:type="dxa"/>
-              <w:left w:w="120" w:type="dxa"/>
-              <w:bottom w:w="60" w:type="dxa"/>
-              <w:right w:w="120" w:type="dxa"/>
-            </w:tcMar>
-          </w:tcPr>
-          <w:p>
-            <w:pPr>
-              <w:pStyle w:val="Compact"/>
-              <w:wordWrap w:val="1"/>
+          <w:tcPr/>
+          <w:p>
+            <w:pPr>
+              <w:pStyle w:val="Compact"/>
             </w:pPr>
             <w:r>
               <w:t xml:space="preserve">항공우주 규제 요구</w:t>
@@ -3662,18 +3564,10 @@
           </w:p>
         </w:tc>
         <w:tc>
-          <w:tcPr>
-            <w:tcMar>
-              <w:top w:w="60" w:type="dxa"/>
-              <w:left w:w="120" w:type="dxa"/>
-              <w:bottom w:w="60" w:type="dxa"/>
-              <w:right w:w="120" w:type="dxa"/>
-            </w:tcMar>
-          </w:tcPr>
-          <w:p>
-            <w:pPr>
-              <w:pStyle w:val="Compact"/>
-              <w:wordWrap w:val="1"/>
+          <w:tcPr/>
+          <w:p>
+            <w:pPr>
+              <w:pStyle w:val="Compact"/>
             </w:pPr>
             <w:r>
               <w:t xml:space="preserve">규제 요구 주기 우선 적용</w:t>
@@ -3725,7 +3619,7 @@
         </w:trPr>
         <w:tc>
           <w:tcPr>
-            <w:tcW w:w="2460" w:type="dxa"/>
+            <w:tcW w:w="2476" w:type="dxa"/>
             <w:tcMar>
               <w:top w:w="60" w:type="dxa"/>
               <w:left w:w="120" w:type="dxa"/>
@@ -3746,7 +3640,7 @@
         </w:tc>
         <w:tc>
           <w:tcPr>
-            <w:tcW w:w="6328" w:type="dxa"/>
+            <w:tcW w:w="6312" w:type="dxa"/>
             <w:tcMar>
               <w:top w:w="60" w:type="dxa"/>
               <w:left w:w="120" w:type="dxa"/>
@@ -3768,9 +3662,7 @@
       </w:tr>
       <w:tr>
         <w:tc>
-          <w:tcPr>
-            <w:tcW w:w="2460" w:type="dxa"/>
-          </w:tcPr>
+          <w:tcPr/>
           <w:p>
             <w:pPr>
               <w:pStyle w:val="Compact"/>
@@ -3782,7 +3674,7 @@
         </w:tc>
         <w:tc>
           <w:tcPr>
-            <w:tcW w:w="6328" w:type="dxa"/>
+            <w:tcW w:w="6312" w:type="dxa"/>
             <w:tcMar>
               <w:top w:w="60" w:type="dxa"/>
               <w:left w:w="120" w:type="dxa"/>
@@ -3815,6 +3707,7 @@
         </w:tc>
         <w:tc>
           <w:tcPr>
+            <w:tcW w:w="6312" w:type="dxa"/>
             <w:tcMar>
               <w:top w:w="60" w:type="dxa"/>
               <w:left w:w="120" w:type="dxa"/>
@@ -3846,9 +3739,7 @@
           </w:p>
         </w:tc>
         <w:tc>
-          <w:tcPr>
-            <w:tcW w:w="6328" w:type="dxa"/>
-          </w:tcPr>
+          <w:tcPr/>
           <w:p>
             <w:pPr>
               <w:pStyle w:val="Compact"/>
@@ -3861,19 +3752,10 @@
       </w:tr>
       <w:tr>
         <w:tc>
-          <w:tcPr>
-            <w:tcW w:w="2460" w:type="dxa"/>
-            <w:tcMar>
-              <w:top w:w="60" w:type="dxa"/>
-              <w:left w:w="120" w:type="dxa"/>
-              <w:bottom w:w="60" w:type="dxa"/>
-              <w:right w:w="120" w:type="dxa"/>
-            </w:tcMar>
-          </w:tcPr>
-          <w:p>
-            <w:pPr>
-              <w:pStyle w:val="Compact"/>
-              <w:wordWrap w:val="1"/>
+          <w:tcPr/>
+          <w:p>
+            <w:pPr>
+              <w:pStyle w:val="Compact"/>
             </w:pPr>
             <w:r>
               <w:t xml:space="preserve">이동 관리</w:t>
@@ -3881,10 +3763,19 @@
           </w:p>
         </w:tc>
         <w:tc>
-          <w:tcPr/>
-          <w:p>
-            <w:pPr>
-              <w:pStyle w:val="Compact"/>
+          <w:tcPr>
+            <w:tcW w:w="6312" w:type="dxa"/>
+            <w:tcMar>
+              <w:top w:w="60" w:type="dxa"/>
+              <w:left w:w="120" w:type="dxa"/>
+              <w:bottom w:w="60" w:type="dxa"/>
+              <w:right w:w="120" w:type="dxa"/>
+            </w:tcMar>
+          </w:tcPr>
+          <w:p>
+            <w:pPr>
+              <w:pStyle w:val="Compact"/>
+              <w:wordWrap w:val="1"/>
             </w:pPr>
             <w:r>
               <w:t xml:space="preserve">이동 시 충격 방지 포장; 이동 기록</w:t>
@@ -3894,18 +3785,10 @@
       </w:tr>
       <w:tr>
         <w:tc>
-          <w:tcPr>
-            <w:tcMar>
-              <w:top w:w="60" w:type="dxa"/>
-              <w:left w:w="120" w:type="dxa"/>
-              <w:bottom w:w="60" w:type="dxa"/>
-              <w:right w:w="120" w:type="dxa"/>
-            </w:tcMar>
-          </w:tcPr>
-          <w:p>
-            <w:pPr>
-              <w:pStyle w:val="Compact"/>
-              <w:wordWrap w:val="1"/>
+          <w:tcPr/>
+          <w:p>
+            <w:pPr>
+              <w:pStyle w:val="Compact"/>
             </w:pPr>
             <w:r>
               <w:t xml:space="preserve">비인가 조정 방지</w:t>
@@ -3913,18 +3796,10 @@
           </w:p>
         </w:tc>
         <w:tc>
-          <w:tcPr>
-            <w:tcMar>
-              <w:top w:w="60" w:type="dxa"/>
-              <w:left w:w="120" w:type="dxa"/>
-              <w:bottom w:w="60" w:type="dxa"/>
-              <w:right w:w="120" w:type="dxa"/>
-            </w:tcMar>
-          </w:tcPr>
-          <w:p>
-            <w:pPr>
-              <w:pStyle w:val="Compact"/>
-              <w:wordWrap w:val="1"/>
+          <w:tcPr/>
+          <w:p>
+            <w:pPr>
+              <w:pStyle w:val="Compact"/>
             </w:pPr>
             <w:r>
               <w:t xml:space="preserve">교정 봉인(Seal) 부착; 봉인 훼손 시 즉시 보고</w:t>
@@ -3985,7 +3860,7 @@
         </w:trPr>
         <w:tc>
           <w:tcPr>
-            <w:tcW w:w="2460" w:type="dxa"/>
+            <w:tcW w:w="2813" w:type="dxa"/>
             <w:tcMar>
               <w:top w:w="60" w:type="dxa"/>
               <w:left w:w="120" w:type="dxa"/>
@@ -4006,7 +3881,7 @@
         </w:tc>
         <w:tc>
           <w:tcPr>
-            <w:tcW w:w="6328" w:type="dxa"/>
+            <w:tcW w:w="5975" w:type="dxa"/>
             <w:tcMar>
               <w:top w:w="60" w:type="dxa"/>
               <w:left w:w="120" w:type="dxa"/>
@@ -4028,9 +3903,7 @@
       </w:tr>
       <w:tr>
         <w:tc>
-          <w:tcPr>
-            <w:tcW w:w="2460" w:type="dxa"/>
-          </w:tcPr>
+          <w:tcPr/>
           <w:p>
             <w:pPr>
               <w:pStyle w:val="Compact"/>
@@ -4042,7 +3915,7 @@
         </w:tc>
         <w:tc>
           <w:tcPr>
-            <w:tcW w:w="6328" w:type="dxa"/>
+            <w:tcW w:w="5975" w:type="dxa"/>
             <w:tcMar>
               <w:top w:w="60" w:type="dxa"/>
               <w:left w:w="120" w:type="dxa"/>
@@ -4075,6 +3948,7 @@
         </w:tc>
         <w:tc>
           <w:tcPr>
+            <w:tcW w:w="5975" w:type="dxa"/>
             <w:tcMar>
               <w:top w:w="60" w:type="dxa"/>
               <w:left w:w="120" w:type="dxa"/>
@@ -4106,9 +3980,7 @@
           </w:p>
         </w:tc>
         <w:tc>
-          <w:tcPr>
-            <w:tcW w:w="6328" w:type="dxa"/>
-          </w:tcPr>
+          <w:tcPr/>
           <w:p>
             <w:pPr>
               <w:pStyle w:val="Compact"/>
@@ -4121,19 +3993,10 @@
       </w:tr>
       <w:tr>
         <w:tc>
-          <w:tcPr>
-            <w:tcW w:w="2460" w:type="dxa"/>
-            <w:tcMar>
-              <w:top w:w="60" w:type="dxa"/>
-              <w:left w:w="120" w:type="dxa"/>
-              <w:bottom w:w="60" w:type="dxa"/>
-              <w:right w:w="120" w:type="dxa"/>
-            </w:tcMar>
-          </w:tcPr>
-          <w:p>
-            <w:pPr>
-              <w:pStyle w:val="Compact"/>
-              <w:wordWrap w:val="1"/>
+          <w:tcPr/>
+          <w:p>
+            <w:pPr>
+              <w:pStyle w:val="Compact"/>
             </w:pPr>
             <w:r>
               <w:t xml:space="preserve">교정 기관</w:t>
@@ -4141,10 +4004,19 @@
           </w:p>
         </w:tc>
         <w:tc>
-          <w:tcPr/>
-          <w:p>
-            <w:pPr>
-              <w:pStyle w:val="Compact"/>
+          <w:tcPr>
+            <w:tcW w:w="5975" w:type="dxa"/>
+            <w:tcMar>
+              <w:top w:w="60" w:type="dxa"/>
+              <w:left w:w="120" w:type="dxa"/>
+              <w:bottom w:w="60" w:type="dxa"/>
+              <w:right w:w="120" w:type="dxa"/>
+            </w:tcMar>
+          </w:tcPr>
+          <w:p>
+            <w:pPr>
+              <w:pStyle w:val="Compact"/>
+              <w:wordWrap w:val="1"/>
             </w:pPr>
             <w:r>
               <w:t xml:space="preserve">공인 교정기관명</w:t>
@@ -4154,18 +4026,10 @@
       </w:tr>
       <w:tr>
         <w:tc>
-          <w:tcPr>
-            <w:tcMar>
-              <w:top w:w="60" w:type="dxa"/>
-              <w:left w:w="120" w:type="dxa"/>
-              <w:bottom w:w="60" w:type="dxa"/>
-              <w:right w:w="120" w:type="dxa"/>
-            </w:tcMar>
-          </w:tcPr>
-          <w:p>
-            <w:pPr>
-              <w:pStyle w:val="Compact"/>
-              <w:wordWrap w:val="1"/>
+          <w:tcPr/>
+          <w:p>
+            <w:pPr>
+              <w:pStyle w:val="Compact"/>
             </w:pPr>
             <w:r>
               <w:t xml:space="preserve">예산</w:t>
@@ -4173,18 +4037,10 @@
           </w:p>
         </w:tc>
         <w:tc>
-          <w:tcPr>
-            <w:tcMar>
-              <w:top w:w="60" w:type="dxa"/>
-              <w:left w:w="120" w:type="dxa"/>
-              <w:bottom w:w="60" w:type="dxa"/>
-              <w:right w:w="120" w:type="dxa"/>
-            </w:tcMar>
-          </w:tcPr>
-          <w:p>
-            <w:pPr>
-              <w:pStyle w:val="Compact"/>
-              <w:wordWrap w:val="1"/>
+          <w:tcPr/>
+          <w:p>
+            <w:pPr>
+              <w:pStyle w:val="Compact"/>
             </w:pPr>
             <w:r>
               <w:t xml:space="preserve">외부 교정 비용</w:t>
@@ -4565,7 +4421,7 @@
         </w:trPr>
         <w:tc>
           <w:tcPr>
-            <w:tcW w:w="2460" w:type="dxa"/>
+            <w:tcW w:w="1878" w:type="dxa"/>
             <w:tcMar>
               <w:top w:w="60" w:type="dxa"/>
               <w:left w:w="120" w:type="dxa"/>
@@ -4586,7 +4442,7 @@
         </w:tc>
         <w:tc>
           <w:tcPr>
-            <w:tcW w:w="6328" w:type="dxa"/>
+            <w:tcW w:w="6910" w:type="dxa"/>
             <w:tcMar>
               <w:top w:w="60" w:type="dxa"/>
               <w:left w:w="120" w:type="dxa"/>
@@ -4608,9 +4464,7 @@
       </w:tr>
       <w:tr>
         <w:tc>
-          <w:tcPr>
-            <w:tcW w:w="2460" w:type="dxa"/>
-          </w:tcPr>
+          <w:tcPr/>
           <w:p>
             <w:pPr>
               <w:pStyle w:val="Compact"/>
@@ -4622,7 +4476,7 @@
         </w:tc>
         <w:tc>
           <w:tcPr>
-            <w:tcW w:w="6328" w:type="dxa"/>
+            <w:tcW w:w="6910" w:type="dxa"/>
             <w:tcMar>
               <w:top w:w="60" w:type="dxa"/>
               <w:left w:w="120" w:type="dxa"/>
@@ -4654,10 +4508,19 @@
           </w:p>
         </w:tc>
         <w:tc>
-          <w:tcPr/>
-          <w:p>
-            <w:pPr>
-              <w:pStyle w:val="Compact"/>
+          <w:tcPr>
+            <w:tcW w:w="6910" w:type="dxa"/>
+            <w:tcMar>
+              <w:top w:w="60" w:type="dxa"/>
+              <w:left w:w="120" w:type="dxa"/>
+              <w:bottom w:w="60" w:type="dxa"/>
+              <w:right w:w="120" w:type="dxa"/>
+            </w:tcMar>
+          </w:tcPr>
+          <w:p>
+            <w:pPr>
+              <w:pStyle w:val="Compact"/>
+              <w:wordWrap w:val="1"/>
             </w:pPr>
             <w:r>
               <w:t xml:space="preserve">국가/국제 표준에 대한 소급 추적성 보유</w:t>
@@ -4678,9 +4541,7 @@
           </w:p>
         </w:tc>
         <w:tc>
-          <w:tcPr>
-            <w:tcW w:w="6328" w:type="dxa"/>
-          </w:tcPr>
+          <w:tcPr/>
           <w:p>
             <w:pPr>
               <w:pStyle w:val="Compact"/>
@@ -4693,19 +4554,10 @@
       </w:tr>
       <w:tr>
         <w:tc>
-          <w:tcPr>
-            <w:tcW w:w="2460" w:type="dxa"/>
-            <w:tcMar>
-              <w:top w:w="60" w:type="dxa"/>
-              <w:left w:w="120" w:type="dxa"/>
-              <w:bottom w:w="60" w:type="dxa"/>
-              <w:right w:w="120" w:type="dxa"/>
-            </w:tcMar>
-          </w:tcPr>
-          <w:p>
-            <w:pPr>
-              <w:pStyle w:val="Compact"/>
-              <w:wordWrap w:val="1"/>
+          <w:tcPr/>
+          <w:p>
+            <w:pPr>
+              <w:pStyle w:val="Compact"/>
             </w:pPr>
             <w:r>
               <w:t xml:space="preserve">정기 평가</w:t>
@@ -4714,6 +4566,7 @@
         </w:tc>
         <w:tc>
           <w:tcPr>
+            <w:tcW w:w="6910" w:type="dxa"/>
             <w:tcMar>
               <w:top w:w="60" w:type="dxa"/>
               <w:left w:w="120" w:type="dxa"/>
@@ -5004,7 +4857,7 @@
         </w:trPr>
         <w:tc>
           <w:tcPr>
-            <w:tcW w:w="2460" w:type="dxa"/>
+            <w:tcW w:w="2216" w:type="dxa"/>
             <w:tcMar>
               <w:top w:w="60" w:type="dxa"/>
               <w:left w:w="120" w:type="dxa"/>
@@ -5025,7 +4878,7 @@
         </w:tc>
         <w:tc>
           <w:tcPr>
-            <w:tcW w:w="6328" w:type="dxa"/>
+            <w:tcW w:w="6572" w:type="dxa"/>
             <w:tcMar>
               <w:top w:w="60" w:type="dxa"/>
               <w:left w:w="120" w:type="dxa"/>
@@ -5047,9 +4900,7 @@
       </w:tr>
       <w:tr>
         <w:tc>
-          <w:tcPr>
-            <w:tcW w:w="2460" w:type="dxa"/>
-          </w:tcPr>
+          <w:tcPr/>
           <w:p>
             <w:pPr>
               <w:pStyle w:val="Compact"/>
@@ -5061,7 +4912,7 @@
         </w:tc>
         <w:tc>
           <w:tcPr>
-            <w:tcW w:w="6328" w:type="dxa"/>
+            <w:tcW w:w="6572" w:type="dxa"/>
             <w:tcMar>
               <w:top w:w="60" w:type="dxa"/>
               <w:left w:w="120" w:type="dxa"/>
@@ -5094,6 +4945,7 @@
         </w:tc>
         <w:tc>
           <w:tcPr>
+            <w:tcW w:w="6572" w:type="dxa"/>
             <w:tcMar>
               <w:top w:w="60" w:type="dxa"/>
               <w:left w:w="120" w:type="dxa"/>
@@ -5125,9 +4977,7 @@
           </w:p>
         </w:tc>
         <w:tc>
-          <w:tcPr>
-            <w:tcW w:w="6328" w:type="dxa"/>
-          </w:tcPr>
+          <w:tcPr/>
           <w:p>
             <w:pPr>
               <w:pStyle w:val="Compact"/>
@@ -5140,19 +4990,10 @@
       </w:tr>
       <w:tr>
         <w:tc>
-          <w:tcPr>
-            <w:tcW w:w="2460" w:type="dxa"/>
-            <w:tcMar>
-              <w:top w:w="60" w:type="dxa"/>
-              <w:left w:w="120" w:type="dxa"/>
-              <w:bottom w:w="60" w:type="dxa"/>
-              <w:right w:w="120" w:type="dxa"/>
-            </w:tcMar>
-          </w:tcPr>
-          <w:p>
-            <w:pPr>
-              <w:pStyle w:val="Compact"/>
-              <w:wordWrap w:val="1"/>
+          <w:tcPr/>
+          <w:p>
+            <w:pPr>
+              <w:pStyle w:val="Compact"/>
             </w:pPr>
             <w:r>
               <w:t xml:space="preserve">고객 보고</w:t>
@@ -5161,6 +5002,7 @@
         </w:tc>
         <w:tc>
           <w:tcPr>
+            <w:tcW w:w="6572" w:type="dxa"/>
             <w:tcMar>
               <w:top w:w="60" w:type="dxa"/>
               <w:left w:w="120" w:type="dxa"/>
@@ -5215,7 +5057,7 @@
         </w:trPr>
         <w:tc>
           <w:tcPr>
-            <w:tcW w:w="2460" w:type="dxa"/>
+            <w:tcW w:w="2736" w:type="dxa"/>
             <w:tcMar>
               <w:top w:w="60" w:type="dxa"/>
               <w:left w:w="120" w:type="dxa"/>
@@ -5236,7 +5078,7 @@
         </w:tc>
         <w:tc>
           <w:tcPr>
-            <w:tcW w:w="6328" w:type="dxa"/>
+            <w:tcW w:w="6052" w:type="dxa"/>
             <w:tcMar>
               <w:top w:w="60" w:type="dxa"/>
               <w:left w:w="120" w:type="dxa"/>
@@ -5258,9 +5100,7 @@
       </w:tr>
       <w:tr>
         <w:tc>
-          <w:tcPr>
-            <w:tcW w:w="2460" w:type="dxa"/>
-          </w:tcPr>
+          <w:tcPr/>
           <w:p>
             <w:pPr>
               <w:pStyle w:val="Compact"/>
@@ -5272,7 +5112,7 @@
         </w:tc>
         <w:tc>
           <w:tcPr>
-            <w:tcW w:w="6328" w:type="dxa"/>
+            <w:tcW w:w="6052" w:type="dxa"/>
             <w:tcMar>
               <w:top w:w="60" w:type="dxa"/>
               <w:left w:w="120" w:type="dxa"/>
@@ -5305,6 +5145,7 @@
         </w:tc>
         <w:tc>
           <w:tcPr>
+            <w:tcW w:w="6052" w:type="dxa"/>
             <w:tcMar>
               <w:top w:w="60" w:type="dxa"/>
               <w:left w:w="120" w:type="dxa"/>
@@ -5325,18 +5166,10 @@
       </w:tr>
       <w:tr>
         <w:tc>
-          <w:tcPr>
-            <w:tcMar>
-              <w:top w:w="60" w:type="dxa"/>
-              <w:left w:w="120" w:type="dxa"/>
-              <w:bottom w:w="60" w:type="dxa"/>
-              <w:right w:w="120" w:type="dxa"/>
-            </w:tcMar>
-          </w:tcPr>
-          <w:p>
-            <w:pPr>
-              <w:pStyle w:val="Compact"/>
-              <w:wordWrap w:val="1"/>
+          <w:tcPr/>
+          <w:p>
+            <w:pPr>
+              <w:pStyle w:val="Compact"/>
             </w:pPr>
             <w:r>
               <w:t xml:space="preserve">항공우주 핵심 특성</w:t>
@@ -5345,7 +5178,6 @@
         </w:tc>
         <w:tc>
           <w:tcPr>
-            <w:tcW w:w="6328" w:type="dxa"/>
             <w:tcMar>
               <w:top w:w="60" w:type="dxa"/>
               <w:left w:w="120" w:type="dxa"/>
@@ -5637,179 +5469,283 @@
         <w:t xml:space="preserve">9.1 부적합 발견 시 즉시 조치</w:t>
       </w:r>
     </w:p>
-    <w:p>
-      <w:pPr>
-        <w:pStyle w:val="SourceCode"/>
-      </w:pPr>
-      <w:r>
-        <w:rPr>
-          <w:rStyle w:val="VerbatimChar"/>
-        </w:rPr>
-        <w:t xml:space="preserve">부적합 발견 (교정 부적합, 손상, 봉인 훼손 등)</w:t>
-      </w:r>
-      <w:r>
-        <w:br/>
-      </w:r>
-      <w:r>
-        <w:rPr>
-          <w:rStyle w:val="VerbatimChar"/>
-        </w:rPr>
-        <w:t xml:space="preserve">    │</w:t>
-      </w:r>
-      <w:r>
-        <w:br/>
-      </w:r>
-      <w:r>
-        <w:rPr>
-          <w:rStyle w:val="VerbatimChar"/>
-        </w:rPr>
-        <w:t xml:space="preserve">    ▼</w:t>
-      </w:r>
-      <w:r>
-        <w:br/>
-      </w:r>
-      <w:r>
-        <w:rPr>
-          <w:rStyle w:val="VerbatimChar"/>
-        </w:rPr>
-        <w:t xml:space="preserve">① 즉시 사용 중지 ──→ 적색 "사용 금지" 라벨 부착</w:t>
-      </w:r>
-      <w:r>
-        <w:br/>
-      </w:r>
-      <w:r>
-        <w:rPr>
-          <w:rStyle w:val="VerbatimChar"/>
-        </w:rPr>
-        <w:t xml:space="preserve">    │</w:t>
-      </w:r>
-      <w:r>
-        <w:br/>
-      </w:r>
-      <w:r>
-        <w:rPr>
-          <w:rStyle w:val="VerbatimChar"/>
-        </w:rPr>
-        <w:t xml:space="preserve">    ▼</w:t>
-      </w:r>
-      <w:r>
-        <w:br/>
-      </w:r>
-      <w:r>
-        <w:rPr>
-          <w:rStyle w:val="VerbatimChar"/>
-        </w:rPr>
-        <w:t xml:space="preserve">② 격리 보관 ──→ 부적합 장비 보관 구역으로 이동</w:t>
-      </w:r>
-      <w:r>
-        <w:br/>
-      </w:r>
-      <w:r>
-        <w:rPr>
-          <w:rStyle w:val="VerbatimChar"/>
-        </w:rPr>
-        <w:t xml:space="preserve">    │</w:t>
-      </w:r>
-      <w:r>
-        <w:br/>
-      </w:r>
-      <w:r>
-        <w:rPr>
-          <w:rStyle w:val="VerbatimChar"/>
-        </w:rPr>
-        <w:t xml:space="preserve">    ▼</w:t>
-      </w:r>
-      <w:r>
-        <w:br/>
-      </w:r>
-      <w:r>
-        <w:rPr>
-          <w:rStyle w:val="VerbatimChar"/>
-        </w:rPr>
-        <w:t xml:space="preserve">③ 품질팀장에게 보고 ──→ 부적합 장비 보고서 작성</w:t>
-      </w:r>
-      <w:r>
-        <w:br/>
-      </w:r>
-      <w:r>
-        <w:rPr>
-          <w:rStyle w:val="VerbatimChar"/>
-        </w:rPr>
-        <w:t xml:space="preserve">    │</w:t>
-      </w:r>
-      <w:r>
-        <w:br/>
-      </w:r>
-      <w:r>
-        <w:rPr>
-          <w:rStyle w:val="VerbatimChar"/>
-        </w:rPr>
-        <w:t xml:space="preserve">    ▼</w:t>
-      </w:r>
-      <w:r>
-        <w:br/>
-      </w:r>
-      <w:r>
-        <w:rPr>
-          <w:rStyle w:val="VerbatimChar"/>
-        </w:rPr>
-        <w:t xml:space="preserve">④ 영향 평가 실시 ──→ 해당 장비로 측정한 제품의 유효성 평가</w:t>
-      </w:r>
-      <w:r>
-        <w:br/>
-      </w:r>
-      <w:r>
-        <w:rPr>
-          <w:rStyle w:val="VerbatimChar"/>
-        </w:rPr>
-        <w:t xml:space="preserve">    │</w:t>
-      </w:r>
-      <w:r>
-        <w:br/>
-      </w:r>
-      <w:r>
-        <w:rPr>
-          <w:rStyle w:val="VerbatimChar"/>
-        </w:rPr>
-        <w:t xml:space="preserve">    ▼</w:t>
-      </w:r>
-      <w:r>
-        <w:br/>
-      </w:r>
-      <w:r>
-        <w:rPr>
-          <w:rStyle w:val="VerbatimChar"/>
-        </w:rPr>
-        <w:t xml:space="preserve">⑤ 처분 결정 ──→ 수리/재교정/폐기</w:t>
-      </w:r>
-      <w:r>
-        <w:br/>
-      </w:r>
-      <w:r>
-        <w:rPr>
-          <w:rStyle w:val="VerbatimChar"/>
-        </w:rPr>
-        <w:t xml:space="preserve">    │</w:t>
-      </w:r>
-      <w:r>
-        <w:br/>
-      </w:r>
-      <w:r>
-        <w:rPr>
-          <w:rStyle w:val="VerbatimChar"/>
-        </w:rPr>
-        <w:t xml:space="preserve">    ▼</w:t>
-      </w:r>
-      <w:r>
-        <w:br/>
-      </w:r>
-      <w:r>
-        <w:rPr>
-          <w:rStyle w:val="VerbatimChar"/>
-        </w:rPr>
-        <w:t xml:space="preserve">⑥ 필요 시 고객 통보 ──→ 항공우주 고객 요구사항 확인</w:t>
-      </w:r>
-    </w:p>
+    <w:tbl>
+      <w:tblPr>
+        <w:tblLook w:firstColumn="1" w:firstRow="1" w:lastColumn="0" w:lastRow="0" w:noHBand="0" w:noVBand="1" w:val="04A0"/>
+        <w:tblW w:w="8788" w:type="dxa"/>
+        <w:tblBorders>
+          <w:top w:val="single" w:sz="4" w:color="2E74B5" w:space="0"/>
+          <w:left w:val="single" w:sz="4" w:color="2E74B5" w:space="0"/>
+          <w:bottom w:val="single" w:sz="4" w:color="2E74B5" w:space="0"/>
+          <w:right w:val="single" w:sz="4" w:color="2E74B5" w:space="0"/>
+          <w:insideH w:val="single" w:sz="4" w:color="BDD7EE" w:space="0"/>
+          <w:insideV w:val="single" w:sz="2" w:color="D9D9D9" w:space="0"/>
+        </w:tblBorders>
+      </w:tblPr>
+      <w:tblGrid>
+        <w:gridCol w:w="8788"/>
+      </w:tblGrid>
+      <w:tr>
+        <w:tc>
+          <w:tcPr>
+            <w:tcW w:w="8788" w:type="dxa"/>
+            <w:tcMar>
+              <w:top w:w="80" w:type="dxa"/>
+              <w:left w:w="140" w:type="dxa"/>
+              <w:bottom w:w="80" w:type="dxa"/>
+              <w:right w:w="140" w:type="dxa"/>
+            </w:tcMar>
+          </w:tcPr>
+          <w:p>
+            <w:pPr>
+              <w:spacing w:before="0" w:after="0" w:line="240" w:lineRule="auto"/>
+            </w:pPr>
+            <w:r>
+              <w:rPr>
+                <w:rFonts w:ascii="Courier New" w:hAnsi="Courier New" w:eastAsia="NanumGothicCoding"/>
+                <w:sz w:val="18"/>
+                <w:szCs w:val="18"/>
+              </w:rPr>
+              <w:t xml:space="preserve">부적합 발견 (교정 부적합, 손상, 봉인 훼손 등)</w:t>
+            </w:r>
+          </w:p>
+          <w:p>
+            <w:pPr>
+              <w:spacing w:before="0" w:after="0" w:line="240" w:lineRule="auto"/>
+            </w:pPr>
+            <w:r>
+              <w:rPr>
+                <w:rFonts w:ascii="Courier New" w:hAnsi="Courier New" w:eastAsia="NanumGothicCoding"/>
+                <w:sz w:val="18"/>
+                <w:szCs w:val="18"/>
+              </w:rPr>
+              <w:t xml:space="preserve">    │</w:t>
+            </w:r>
+          </w:p>
+          <w:p>
+            <w:pPr>
+              <w:spacing w:before="0" w:after="0" w:line="240" w:lineRule="auto"/>
+            </w:pPr>
+            <w:r>
+              <w:rPr>
+                <w:rFonts w:ascii="Courier New" w:hAnsi="Courier New" w:eastAsia="NanumGothicCoding"/>
+                <w:sz w:val="18"/>
+                <w:szCs w:val="18"/>
+              </w:rPr>
+              <w:t xml:space="preserve">    ▼</w:t>
+            </w:r>
+          </w:p>
+          <w:p>
+            <w:pPr>
+              <w:spacing w:before="0" w:after="0" w:line="240" w:lineRule="auto"/>
+            </w:pPr>
+            <w:r>
+              <w:rPr>
+                <w:rFonts w:ascii="Courier New" w:hAnsi="Courier New" w:eastAsia="NanumGothicCoding"/>
+                <w:sz w:val="18"/>
+                <w:szCs w:val="18"/>
+              </w:rPr>
+              <w:t xml:space="preserve">① 즉시 사용 중지 ──→ 적색 "사용 금지" 라벨 부착</w:t>
+            </w:r>
+          </w:p>
+          <w:p>
+            <w:pPr>
+              <w:spacing w:before="0" w:after="0" w:line="240" w:lineRule="auto"/>
+            </w:pPr>
+            <w:r>
+              <w:rPr>
+                <w:rFonts w:ascii="Courier New" w:hAnsi="Courier New" w:eastAsia="NanumGothicCoding"/>
+                <w:sz w:val="18"/>
+                <w:szCs w:val="18"/>
+              </w:rPr>
+              <w:t xml:space="preserve">    │</w:t>
+            </w:r>
+          </w:p>
+          <w:p>
+            <w:pPr>
+              <w:spacing w:before="0" w:after="0" w:line="240" w:lineRule="auto"/>
+            </w:pPr>
+            <w:r>
+              <w:rPr>
+                <w:rFonts w:ascii="Courier New" w:hAnsi="Courier New" w:eastAsia="NanumGothicCoding"/>
+                <w:sz w:val="18"/>
+                <w:szCs w:val="18"/>
+              </w:rPr>
+              <w:t xml:space="preserve">    ▼</w:t>
+            </w:r>
+          </w:p>
+          <w:p>
+            <w:pPr>
+              <w:spacing w:before="0" w:after="0" w:line="240" w:lineRule="auto"/>
+            </w:pPr>
+            <w:r>
+              <w:rPr>
+                <w:rFonts w:ascii="Courier New" w:hAnsi="Courier New" w:eastAsia="NanumGothicCoding"/>
+                <w:sz w:val="18"/>
+                <w:szCs w:val="18"/>
+              </w:rPr>
+              <w:t xml:space="preserve">② 격리 보관 ──→ 부적합 장비 보관 구역으로 이동</w:t>
+            </w:r>
+          </w:p>
+          <w:p>
+            <w:pPr>
+              <w:spacing w:before="0" w:after="0" w:line="240" w:lineRule="auto"/>
+            </w:pPr>
+            <w:r>
+              <w:rPr>
+                <w:rFonts w:ascii="Courier New" w:hAnsi="Courier New" w:eastAsia="NanumGothicCoding"/>
+                <w:sz w:val="18"/>
+                <w:szCs w:val="18"/>
+              </w:rPr>
+              <w:t xml:space="preserve">    │</w:t>
+            </w:r>
+          </w:p>
+          <w:p>
+            <w:pPr>
+              <w:spacing w:before="0" w:after="0" w:line="240" w:lineRule="auto"/>
+            </w:pPr>
+            <w:r>
+              <w:rPr>
+                <w:rFonts w:ascii="Courier New" w:hAnsi="Courier New" w:eastAsia="NanumGothicCoding"/>
+                <w:sz w:val="18"/>
+                <w:szCs w:val="18"/>
+              </w:rPr>
+              <w:t xml:space="preserve">    ▼</w:t>
+            </w:r>
+          </w:p>
+          <w:p>
+            <w:pPr>
+              <w:spacing w:before="0" w:after="0" w:line="240" w:lineRule="auto"/>
+            </w:pPr>
+            <w:r>
+              <w:rPr>
+                <w:rFonts w:ascii="Courier New" w:hAnsi="Courier New" w:eastAsia="NanumGothicCoding"/>
+                <w:sz w:val="18"/>
+                <w:szCs w:val="18"/>
+              </w:rPr>
+              <w:t xml:space="preserve">③ 품질팀장에게 보고 ──→ 부적합 장비 보고서 작성</w:t>
+            </w:r>
+          </w:p>
+          <w:p>
+            <w:pPr>
+              <w:spacing w:before="0" w:after="0" w:line="240" w:lineRule="auto"/>
+            </w:pPr>
+            <w:r>
+              <w:rPr>
+                <w:rFonts w:ascii="Courier New" w:hAnsi="Courier New" w:eastAsia="NanumGothicCoding"/>
+                <w:sz w:val="18"/>
+                <w:szCs w:val="18"/>
+              </w:rPr>
+              <w:t xml:space="preserve">    │</w:t>
+            </w:r>
+          </w:p>
+          <w:p>
+            <w:pPr>
+              <w:spacing w:before="0" w:after="0" w:line="240" w:lineRule="auto"/>
+            </w:pPr>
+            <w:r>
+              <w:rPr>
+                <w:rFonts w:ascii="Courier New" w:hAnsi="Courier New" w:eastAsia="NanumGothicCoding"/>
+                <w:sz w:val="18"/>
+                <w:szCs w:val="18"/>
+              </w:rPr>
+              <w:t xml:space="preserve">    ▼</w:t>
+            </w:r>
+          </w:p>
+          <w:p>
+            <w:pPr>
+              <w:spacing w:before="0" w:after="0" w:line="240" w:lineRule="auto"/>
+            </w:pPr>
+            <w:r>
+              <w:rPr>
+                <w:rFonts w:ascii="Courier New" w:hAnsi="Courier New" w:eastAsia="NanumGothicCoding"/>
+                <w:sz w:val="18"/>
+                <w:szCs w:val="18"/>
+              </w:rPr>
+              <w:t xml:space="preserve">④ 영향 평가 실시 ──→ 해당 장비로 측정한 제품의 유효성 평가</w:t>
+            </w:r>
+          </w:p>
+          <w:p>
+            <w:pPr>
+              <w:spacing w:before="0" w:after="0" w:line="240" w:lineRule="auto"/>
+            </w:pPr>
+            <w:r>
+              <w:rPr>
+                <w:rFonts w:ascii="Courier New" w:hAnsi="Courier New" w:eastAsia="NanumGothicCoding"/>
+                <w:sz w:val="18"/>
+                <w:szCs w:val="18"/>
+              </w:rPr>
+              <w:t xml:space="preserve">    │</w:t>
+            </w:r>
+          </w:p>
+          <w:p>
+            <w:pPr>
+              <w:spacing w:before="0" w:after="0" w:line="240" w:lineRule="auto"/>
+            </w:pPr>
+            <w:r>
+              <w:rPr>
+                <w:rFonts w:ascii="Courier New" w:hAnsi="Courier New" w:eastAsia="NanumGothicCoding"/>
+                <w:sz w:val="18"/>
+                <w:szCs w:val="18"/>
+              </w:rPr>
+              <w:t xml:space="preserve">    ▼</w:t>
+            </w:r>
+          </w:p>
+          <w:p>
+            <w:pPr>
+              <w:spacing w:before="0" w:after="0" w:line="240" w:lineRule="auto"/>
+            </w:pPr>
+            <w:r>
+              <w:rPr>
+                <w:rFonts w:ascii="Courier New" w:hAnsi="Courier New" w:eastAsia="NanumGothicCoding"/>
+                <w:sz w:val="18"/>
+                <w:szCs w:val="18"/>
+              </w:rPr>
+              <w:t xml:space="preserve">⑤ 처분 결정 ──→ 수리/재교정/폐기</w:t>
+            </w:r>
+          </w:p>
+          <w:p>
+            <w:pPr>
+              <w:spacing w:before="0" w:after="0" w:line="240" w:lineRule="auto"/>
+            </w:pPr>
+            <w:r>
+              <w:rPr>
+                <w:rFonts w:ascii="Courier New" w:hAnsi="Courier New" w:eastAsia="NanumGothicCoding"/>
+                <w:sz w:val="18"/>
+                <w:szCs w:val="18"/>
+              </w:rPr>
+              <w:t xml:space="preserve">    │</w:t>
+            </w:r>
+          </w:p>
+          <w:p>
+            <w:pPr>
+              <w:spacing w:before="0" w:after="0" w:line="240" w:lineRule="auto"/>
+            </w:pPr>
+            <w:r>
+              <w:rPr>
+                <w:rFonts w:ascii="Courier New" w:hAnsi="Courier New" w:eastAsia="NanumGothicCoding"/>
+                <w:sz w:val="18"/>
+                <w:szCs w:val="18"/>
+              </w:rPr>
+              <w:t xml:space="preserve">    ▼</w:t>
+            </w:r>
+          </w:p>
+          <w:p>
+            <w:pPr>
+              <w:spacing w:before="0" w:after="0" w:line="240" w:lineRule="auto"/>
+            </w:pPr>
+            <w:r>
+              <w:rPr>
+                <w:rFonts w:ascii="Courier New" w:hAnsi="Courier New" w:eastAsia="NanumGothicCoding"/>
+                <w:sz w:val="18"/>
+                <w:szCs w:val="18"/>
+              </w:rPr>
+              <w:t xml:space="preserve">⑥ 필요 시 고객 통보 ──→ 항공우주 고객 요구사항 확인</w:t>
+            </w:r>
+          </w:p>
+        </w:tc>
+      </w:tr>
+    </w:tbl>
     <w:bookmarkEnd w:id="38"/>
     <w:bookmarkStart w:id="39" w:name="영향-평가-retrospective-analysis"/>
     <w:p>
@@ -5853,7 +5789,7 @@
         </w:trPr>
         <w:tc>
           <w:tcPr>
-            <w:tcW w:w="2460" w:type="dxa"/>
+            <w:tcW w:w="2138" w:type="dxa"/>
             <w:tcMar>
               <w:top w:w="60" w:type="dxa"/>
               <w:left w:w="120" w:type="dxa"/>
@@ -5874,7 +5810,7 @@
         </w:tc>
         <w:tc>
           <w:tcPr>
-            <w:tcW w:w="6328" w:type="dxa"/>
+            <w:tcW w:w="6650" w:type="dxa"/>
             <w:tcMar>
               <w:top w:w="60" w:type="dxa"/>
               <w:left w:w="120" w:type="dxa"/>
@@ -5896,9 +5832,7 @@
       </w:tr>
       <w:tr>
         <w:tc>
-          <w:tcPr>
-            <w:tcW w:w="2460" w:type="dxa"/>
-          </w:tcPr>
+          <w:tcPr/>
           <w:p>
             <w:pPr>
               <w:pStyle w:val="Compact"/>
@@ -5910,7 +5844,7 @@
         </w:tc>
         <w:tc>
           <w:tcPr>
-            <w:tcW w:w="6328" w:type="dxa"/>
+            <w:tcW w:w="6650" w:type="dxa"/>
             <w:tcMar>
               <w:top w:w="60" w:type="dxa"/>
               <w:left w:w="120" w:type="dxa"/>
@@ -5943,6 +5877,7 @@
         </w:tc>
         <w:tc>
           <w:tcPr>
+            <w:tcW w:w="6650" w:type="dxa"/>
             <w:tcMar>
               <w:top w:w="60" w:type="dxa"/>
               <w:left w:w="120" w:type="dxa"/>
@@ -5974,9 +5909,7 @@
           </w:p>
         </w:tc>
         <w:tc>
-          <w:tcPr>
-            <w:tcW w:w="6328" w:type="dxa"/>
-          </w:tcPr>
+          <w:tcPr/>
           <w:p>
             <w:pPr>
               <w:pStyle w:val="Compact"/>
@@ -5989,19 +5922,10 @@
       </w:tr>
       <w:tr>
         <w:tc>
-          <w:tcPr>
-            <w:tcW w:w="2460" w:type="dxa"/>
-            <w:tcMar>
-              <w:top w:w="60" w:type="dxa"/>
-              <w:left w:w="120" w:type="dxa"/>
-              <w:bottom w:w="60" w:type="dxa"/>
-              <w:right w:w="120" w:type="dxa"/>
-            </w:tcMar>
-          </w:tcPr>
-          <w:p>
-            <w:pPr>
-              <w:pStyle w:val="Compact"/>
-              <w:wordWrap w:val="1"/>
+          <w:tcPr/>
+          <w:p>
+            <w:pPr>
+              <w:pStyle w:val="Compact"/>
             </w:pPr>
             <w:r>
               <w:t xml:space="preserve">시정조치</w:t>
@@ -6010,6 +5934,7 @@
         </w:tc>
         <w:tc>
           <w:tcPr>
+            <w:tcW w:w="6650" w:type="dxa"/>
             <w:tcMar>
               <w:top w:w="60" w:type="dxa"/>
               <w:left w:w="120" w:type="dxa"/>
@@ -6299,7 +6224,7 @@
         </w:trPr>
         <w:tc>
           <w:tcPr>
-            <w:tcW w:w="2460" w:type="dxa"/>
+            <w:tcW w:w="3000" w:type="dxa"/>
             <w:tcMar>
               <w:top w:w="60" w:type="dxa"/>
               <w:left w:w="120" w:type="dxa"/>
@@ -6320,7 +6245,7 @@
         </w:tc>
         <w:tc>
           <w:tcPr>
-            <w:tcW w:w="6328" w:type="dxa"/>
+            <w:tcW w:w="5788" w:type="dxa"/>
             <w:tcMar>
               <w:top w:w="60" w:type="dxa"/>
               <w:left w:w="120" w:type="dxa"/>
@@ -6343,7 +6268,7 @@
       <w:tr>
         <w:tc>
           <w:tcPr>
-            <w:tcW w:w="2460" w:type="dxa"/>
+            <w:tcW w:w="3000" w:type="dxa"/>
           </w:tcPr>
           <w:p>
             <w:pPr>
@@ -6356,7 +6281,7 @@
         </w:tc>
         <w:tc>
           <w:tcPr>
-            <w:tcW w:w="6328" w:type="dxa"/>
+            <w:tcW w:w="5788" w:type="dxa"/>
             <w:tcMar>
               <w:top w:w="60" w:type="dxa"/>
               <w:left w:w="120" w:type="dxa"/>
@@ -6389,6 +6314,7 @@
         </w:tc>
         <w:tc>
           <w:tcPr>
+            <w:tcW w:w="5788" w:type="dxa"/>
             <w:tcMar>
               <w:top w:w="60" w:type="dxa"/>
               <w:left w:w="120" w:type="dxa"/>
@@ -6409,18 +6335,10 @@
       </w:tr>
       <w:tr>
         <w:tc>
-          <w:tcPr>
-            <w:tcMar>
-              <w:top w:w="60" w:type="dxa"/>
-              <w:left w:w="120" w:type="dxa"/>
-              <w:bottom w:w="60" w:type="dxa"/>
-              <w:right w:w="120" w:type="dxa"/>
-            </w:tcMar>
-          </w:tcPr>
-          <w:p>
-            <w:pPr>
-              <w:pStyle w:val="Compact"/>
-              <w:wordWrap w:val="1"/>
+          <w:tcPr/>
+          <w:p>
+            <w:pPr>
+              <w:pStyle w:val="Compact"/>
             </w:pPr>
             <w:r>
               <w:t xml:space="preserve">고객 지정 교정</w:t>
@@ -6429,7 +6347,7 @@
         </w:tc>
         <w:tc>
           <w:tcPr>
-            <w:tcW w:w="6328" w:type="dxa"/>
+            <w:tcW w:w="5788" w:type="dxa"/>
             <w:tcMar>
               <w:top w:w="60" w:type="dxa"/>
               <w:left w:w="120" w:type="dxa"/>
@@ -6491,7 +6409,7 @@
         </w:trPr>
         <w:tc>
           <w:tcPr>
-            <w:tcW w:w="2460" w:type="dxa"/>
+            <w:tcW w:w="1618" w:type="dxa"/>
             <w:tcMar>
               <w:top w:w="60" w:type="dxa"/>
               <w:left w:w="120" w:type="dxa"/>
@@ -6512,7 +6430,7 @@
         </w:tc>
         <w:tc>
           <w:tcPr>
-            <w:tcW w:w="6328" w:type="dxa"/>
+            <w:tcW w:w="7170" w:type="dxa"/>
             <w:tcMar>
               <w:top w:w="60" w:type="dxa"/>
               <w:left w:w="120" w:type="dxa"/>
@@ -6534,9 +6452,7 @@
       </w:tr>
       <w:tr>
         <w:tc>
-          <w:tcPr>
-            <w:tcW w:w="2460" w:type="dxa"/>
-          </w:tcPr>
+          <w:tcPr/>
           <w:p>
             <w:pPr>
               <w:pStyle w:val="Compact"/>
@@ -6548,7 +6464,7 @@
         </w:tc>
         <w:tc>
           <w:tcPr>
-            <w:tcW w:w="6328" w:type="dxa"/>
+            <w:tcW w:w="7170" w:type="dxa"/>
             <w:tcMar>
               <w:top w:w="60" w:type="dxa"/>
               <w:left w:w="120" w:type="dxa"/>
@@ -6581,6 +6497,7 @@
         </w:tc>
         <w:tc>
           <w:tcPr>
+            <w:tcW w:w="7170" w:type="dxa"/>
             <w:tcMar>
               <w:top w:w="60" w:type="dxa"/>
               <w:left w:w="120" w:type="dxa"/>
@@ -6612,9 +6529,7 @@
           </w:p>
         </w:tc>
         <w:tc>
-          <w:tcPr>
-            <w:tcW w:w="6328" w:type="dxa"/>
-          </w:tcPr>
+          <w:tcPr/>
           <w:p>
             <w:pPr>
               <w:pStyle w:val="Compact"/>
@@ -6627,19 +6542,10 @@
       </w:tr>
       <w:tr>
         <w:tc>
-          <w:tcPr>
-            <w:tcW w:w="2460" w:type="dxa"/>
-            <w:tcMar>
-              <w:top w:w="60" w:type="dxa"/>
-              <w:left w:w="120" w:type="dxa"/>
-              <w:bottom w:w="60" w:type="dxa"/>
-              <w:right w:w="120" w:type="dxa"/>
-            </w:tcMar>
-          </w:tcPr>
-          <w:p>
-            <w:pPr>
-              <w:pStyle w:val="Compact"/>
-              <w:wordWrap w:val="1"/>
+          <w:tcPr/>
+          <w:p>
+            <w:pPr>
+              <w:pStyle w:val="Compact"/>
             </w:pPr>
             <w:r>
               <w:t xml:space="preserve">기록</w:t>
@@ -6648,6 +6554,7 @@
         </w:tc>
         <w:tc>
           <w:tcPr>
+            <w:tcW w:w="7170" w:type="dxa"/>
             <w:tcMar>
               <w:top w:w="60" w:type="dxa"/>
               <w:left w:w="120" w:type="dxa"/>
@@ -7221,7 +7128,6 @@
               <w:bottom w:w="60" w:type="dxa"/>
               <w:right w:w="120" w:type="dxa"/>
             </w:tcMar>
-            <w:shd w:val="clear" w:color="auto" w:fill="DEEAF1"/>
           </w:tcPr>
           <w:p>
             <w:pPr>
@@ -7241,7 +7147,6 @@
               <w:bottom w:w="60" w:type="dxa"/>
               <w:right w:w="120" w:type="dxa"/>
             </w:tcMar>
-            <w:shd w:val="clear" w:color="auto" w:fill="DEEAF1"/>
           </w:tcPr>
           <w:p>
             <w:pPr>
@@ -7261,7 +7166,6 @@
               <w:bottom w:w="60" w:type="dxa"/>
               <w:right w:w="120" w:type="dxa"/>
             </w:tcMar>
-            <w:shd w:val="clear" w:color="auto" w:fill="DEEAF1"/>
           </w:tcPr>
           <w:p>
             <w:pPr>
@@ -7833,305 +7737,465 @@
         <w:t xml:space="preserve">부록 A: 교정 관리 프로세스 흐름도</w:t>
       </w:r>
     </w:p>
-    <w:p>
-      <w:pPr>
-        <w:pStyle w:val="SourceCode"/>
-      </w:pPr>
-      <w:r>
-        <w:rPr>
-          <w:rStyle w:val="VerbatimChar"/>
-        </w:rPr>
-        <w:t xml:space="preserve">┌──────────────┐     ┌──────────────┐     ┌──────────────┐</w:t>
-      </w:r>
-      <w:r>
-        <w:br/>
-      </w:r>
-      <w:r>
-        <w:rPr>
-          <w:rStyle w:val="VerbatimChar"/>
-        </w:rPr>
-        <w:t xml:space="preserve">│  신규 장비    │     │  장비 등록    │     │  교정 주기   │</w:t>
-      </w:r>
-      <w:r>
-        <w:br/>
-      </w:r>
-      <w:r>
-        <w:rPr>
-          <w:rStyle w:val="VerbatimChar"/>
-        </w:rPr>
-        <w:t xml:space="preserve">│  도입/구매    │────→│  대장 기재   │────→│  설정        │</w:t>
-      </w:r>
-      <w:r>
-        <w:br/>
-      </w:r>
-      <w:r>
-        <w:rPr>
-          <w:rStyle w:val="VerbatimChar"/>
-        </w:rPr>
-        <w:t xml:space="preserve">│              │     │  (F-702-01)  │     │              │</w:t>
-      </w:r>
-      <w:r>
-        <w:br/>
-      </w:r>
-      <w:r>
-        <w:rPr>
-          <w:rStyle w:val="VerbatimChar"/>
-        </w:rPr>
-        <w:t xml:space="preserve">└──────────────┘     └──────────────┘     └──────────────┘</w:t>
-      </w:r>
-      <w:r>
-        <w:br/>
-      </w:r>
-      <w:r>
-        <w:rPr>
-          <w:rStyle w:val="VerbatimChar"/>
-        </w:rPr>
-        <w:t xml:space="preserve">                                                │</w:t>
-      </w:r>
-      <w:r>
-        <w:br/>
-      </w:r>
-      <w:r>
-        <w:rPr>
-          <w:rStyle w:val="VerbatimChar"/>
-        </w:rPr>
-        <w:t xml:space="preserve">                         ┌──────────────────────┘</w:t>
-      </w:r>
-      <w:r>
-        <w:br/>
-      </w:r>
-      <w:r>
-        <w:rPr>
-          <w:rStyle w:val="VerbatimChar"/>
-        </w:rPr>
-        <w:t xml:space="preserve">                         ▼</w:t>
-      </w:r>
-      <w:r>
-        <w:br/>
-      </w:r>
-      <w:r>
-        <w:rPr>
-          <w:rStyle w:val="VerbatimChar"/>
-        </w:rPr>
-        <w:t xml:space="preserve">                  ┌──────────────┐</w:t>
-      </w:r>
-      <w:r>
-        <w:br/>
-      </w:r>
-      <w:r>
-        <w:rPr>
-          <w:rStyle w:val="VerbatimChar"/>
-        </w:rPr>
-        <w:t xml:space="preserve">                  │  교정 실시    │</w:t>
-      </w:r>
-      <w:r>
-        <w:br/>
-      </w:r>
-      <w:r>
-        <w:rPr>
-          <w:rStyle w:val="VerbatimChar"/>
-        </w:rPr>
-        <w:t xml:space="preserve">                  │  (외부/사내)  │</w:t>
-      </w:r>
-      <w:r>
-        <w:br/>
-      </w:r>
-      <w:r>
-        <w:rPr>
-          <w:rStyle w:val="VerbatimChar"/>
-        </w:rPr>
-        <w:t xml:space="preserve">                  └──────────────┘</w:t>
-      </w:r>
-      <w:r>
-        <w:br/>
-      </w:r>
-      <w:r>
-        <w:rPr>
-          <w:rStyle w:val="VerbatimChar"/>
-        </w:rPr>
-        <w:t xml:space="preserve">                         │</w:t>
-      </w:r>
-      <w:r>
-        <w:br/>
-      </w:r>
-      <w:r>
-        <w:rPr>
-          <w:rStyle w:val="VerbatimChar"/>
-        </w:rPr>
-        <w:t xml:space="preserve">              ┌──────────┼──────────┐</w:t>
-      </w:r>
-      <w:r>
-        <w:br/>
-      </w:r>
-      <w:r>
-        <w:rPr>
-          <w:rStyle w:val="VerbatimChar"/>
-        </w:rPr>
-        <w:t xml:space="preserve">              ▼          ▼          ▼</w:t>
-      </w:r>
-      <w:r>
-        <w:br/>
-      </w:r>
-      <w:r>
-        <w:rPr>
-          <w:rStyle w:val="VerbatimChar"/>
-        </w:rPr>
-        <w:t xml:space="preserve">       ┌──────────┐ ┌──────────┐ ┌──────────┐</w:t>
-      </w:r>
-      <w:r>
-        <w:br/>
-      </w:r>
-      <w:r>
-        <w:rPr>
-          <w:rStyle w:val="VerbatimChar"/>
-        </w:rPr>
-        <w:t xml:space="preserve">       │  합격     │ │  조건부   │ │  부적합   │</w:t>
-      </w:r>
-      <w:r>
-        <w:br/>
-      </w:r>
-      <w:r>
-        <w:rPr>
-          <w:rStyle w:val="VerbatimChar"/>
-        </w:rPr>
-        <w:t xml:space="preserve">       │  (녹색)   │ │  (황색)   │ │  (적색)   │</w:t>
-      </w:r>
-      <w:r>
-        <w:br/>
-      </w:r>
-      <w:r>
-        <w:rPr>
-          <w:rStyle w:val="VerbatimChar"/>
-        </w:rPr>
-        <w:t xml:space="preserve">       └──────────┘ └──────────┘ └──────────┘</w:t>
-      </w:r>
-      <w:r>
-        <w:br/>
-      </w:r>
-      <w:r>
-        <w:rPr>
-          <w:rStyle w:val="VerbatimChar"/>
-        </w:rPr>
-        <w:t xml:space="preserve">              │          │          │</w:t>
-      </w:r>
-      <w:r>
-        <w:br/>
-      </w:r>
-      <w:r>
-        <w:rPr>
-          <w:rStyle w:val="VerbatimChar"/>
-        </w:rPr>
-        <w:t xml:space="preserve">              ▼          ▼          ▼</w:t>
-      </w:r>
-      <w:r>
-        <w:br/>
-      </w:r>
-      <w:r>
-        <w:rPr>
-          <w:rStyle w:val="VerbatimChar"/>
-        </w:rPr>
-        <w:t xml:space="preserve">       ┌──────────┐ ┌──────────┐ ┌──────────┐</w:t>
-      </w:r>
-      <w:r>
-        <w:br/>
-      </w:r>
-      <w:r>
-        <w:rPr>
-          <w:rStyle w:val="VerbatimChar"/>
-        </w:rPr>
-        <w:t xml:space="preserve">       │  사용 복귀 │ │  제한 사용 │ │ 사용 중지 │</w:t>
-      </w:r>
-      <w:r>
-        <w:br/>
-      </w:r>
-      <w:r>
-        <w:rPr>
-          <w:rStyle w:val="VerbatimChar"/>
-        </w:rPr>
-        <w:t xml:space="preserve">       │  라벨 부착 │ │  범위 표시 │ │ →9절 참조 │</w:t>
-      </w:r>
-      <w:r>
-        <w:br/>
-      </w:r>
-      <w:r>
-        <w:rPr>
-          <w:rStyle w:val="VerbatimChar"/>
-        </w:rPr>
-        <w:t xml:space="preserve">       └──────────┘ └──────────┘ └──────────┘</w:t>
-      </w:r>
-      <w:r>
-        <w:br/>
-      </w:r>
-      <w:r>
-        <w:rPr>
-          <w:rStyle w:val="VerbatimChar"/>
-        </w:rPr>
-        <w:t xml:space="preserve">              │          │          │</w:t>
-      </w:r>
-      <w:r>
-        <w:br/>
-      </w:r>
-      <w:r>
-        <w:rPr>
-          <w:rStyle w:val="VerbatimChar"/>
-        </w:rPr>
-        <w:t xml:space="preserve">              └──────────┴──────────┘</w:t>
-      </w:r>
-      <w:r>
-        <w:br/>
-      </w:r>
-      <w:r>
-        <w:rPr>
-          <w:rStyle w:val="VerbatimChar"/>
-        </w:rPr>
-        <w:t xml:space="preserve">                         │</w:t>
-      </w:r>
-      <w:r>
-        <w:br/>
-      </w:r>
-      <w:r>
-        <w:rPr>
-          <w:rStyle w:val="VerbatimChar"/>
-        </w:rPr>
-        <w:t xml:space="preserve">                         ▼</w:t>
-      </w:r>
-      <w:r>
-        <w:br/>
-      </w:r>
-      <w:r>
-        <w:rPr>
-          <w:rStyle w:val="VerbatimChar"/>
-        </w:rPr>
-        <w:t xml:space="preserve">                  ┌──────────────┐</w:t>
-      </w:r>
-      <w:r>
-        <w:br/>
-      </w:r>
-      <w:r>
-        <w:rPr>
-          <w:rStyle w:val="VerbatimChar"/>
-        </w:rPr>
-        <w:t xml:space="preserve">                  │  차기 교정일  │</w:t>
-      </w:r>
-      <w:r>
-        <w:br/>
-      </w:r>
-      <w:r>
-        <w:rPr>
-          <w:rStyle w:val="VerbatimChar"/>
-        </w:rPr>
-        <w:t xml:space="preserve">                  │  관리/알림   │</w:t>
-      </w:r>
-      <w:r>
-        <w:br/>
-      </w:r>
-      <w:r>
-        <w:rPr>
-          <w:rStyle w:val="VerbatimChar"/>
-        </w:rPr>
-        <w:t xml:space="preserve">                  └──────────────┘</w:t>
-      </w:r>
-    </w:p>
+    <w:tbl>
+      <w:tblPr>
+        <w:tblLook w:firstColumn="1" w:firstRow="1" w:lastColumn="0" w:lastRow="0" w:noHBand="0" w:noVBand="1" w:val="04A0"/>
+        <w:tblW w:w="8788" w:type="dxa"/>
+        <w:tblBorders>
+          <w:top w:val="single" w:sz="4" w:color="2E74B5" w:space="0"/>
+          <w:left w:val="single" w:sz="4" w:color="2E74B5" w:space="0"/>
+          <w:bottom w:val="single" w:sz="4" w:color="2E74B5" w:space="0"/>
+          <w:right w:val="single" w:sz="4" w:color="2E74B5" w:space="0"/>
+          <w:insideH w:val="single" w:sz="4" w:color="BDD7EE" w:space="0"/>
+          <w:insideV w:val="single" w:sz="2" w:color="D9D9D9" w:space="0"/>
+        </w:tblBorders>
+      </w:tblPr>
+      <w:tblGrid>
+        <w:gridCol w:w="8788"/>
+      </w:tblGrid>
+      <w:tr>
+        <w:tc>
+          <w:tcPr>
+            <w:tcW w:w="8788" w:type="dxa"/>
+            <w:tcMar>
+              <w:top w:w="80" w:type="dxa"/>
+              <w:left w:w="140" w:type="dxa"/>
+              <w:bottom w:w="80" w:type="dxa"/>
+              <w:right w:w="140" w:type="dxa"/>
+            </w:tcMar>
+          </w:tcPr>
+          <w:p>
+            <w:pPr>
+              <w:spacing w:before="0" w:after="0" w:line="240" w:lineRule="auto"/>
+            </w:pPr>
+            <w:r>
+              <w:rPr>
+                <w:rFonts w:ascii="Courier New" w:hAnsi="Courier New" w:eastAsia="NanumGothicCoding"/>
+                <w:sz w:val="18"/>
+                <w:szCs w:val="18"/>
+              </w:rPr>
+              <w:t xml:space="preserve">┌──────────────┐     ┌──────────────┐     ┌──────────────┐</w:t>
+            </w:r>
+          </w:p>
+          <w:p>
+            <w:pPr>
+              <w:spacing w:before="0" w:after="0" w:line="240" w:lineRule="auto"/>
+            </w:pPr>
+            <w:r>
+              <w:rPr>
+                <w:rFonts w:ascii="Courier New" w:hAnsi="Courier New" w:eastAsia="NanumGothicCoding"/>
+                <w:sz w:val="18"/>
+                <w:szCs w:val="18"/>
+              </w:rPr>
+              <w:t xml:space="preserve">│  신규 장비    │     │  장비 등록    │     │  교정 주기   │</w:t>
+            </w:r>
+          </w:p>
+          <w:p>
+            <w:pPr>
+              <w:spacing w:before="0" w:after="0" w:line="240" w:lineRule="auto"/>
+            </w:pPr>
+            <w:r>
+              <w:rPr>
+                <w:rFonts w:ascii="Courier New" w:hAnsi="Courier New" w:eastAsia="NanumGothicCoding"/>
+                <w:sz w:val="18"/>
+                <w:szCs w:val="18"/>
+              </w:rPr>
+              <w:t xml:space="preserve">│  도입/구매    │────→│  대장 기재   │────→│  설정        │</w:t>
+            </w:r>
+          </w:p>
+          <w:p>
+            <w:pPr>
+              <w:spacing w:before="0" w:after="0" w:line="240" w:lineRule="auto"/>
+            </w:pPr>
+            <w:r>
+              <w:rPr>
+                <w:rFonts w:ascii="Courier New" w:hAnsi="Courier New" w:eastAsia="NanumGothicCoding"/>
+                <w:sz w:val="18"/>
+                <w:szCs w:val="18"/>
+              </w:rPr>
+              <w:t xml:space="preserve">│              │     │  (F-702-01)  │     │              │</w:t>
+            </w:r>
+          </w:p>
+          <w:p>
+            <w:pPr>
+              <w:spacing w:before="0" w:after="0" w:line="240" w:lineRule="auto"/>
+            </w:pPr>
+            <w:r>
+              <w:rPr>
+                <w:rFonts w:ascii="Courier New" w:hAnsi="Courier New" w:eastAsia="NanumGothicCoding"/>
+                <w:sz w:val="18"/>
+                <w:szCs w:val="18"/>
+              </w:rPr>
+              <w:t xml:space="preserve">└──────────────┘     └──────────────┘     └──────────────┘</w:t>
+            </w:r>
+          </w:p>
+          <w:p>
+            <w:pPr>
+              <w:spacing w:before="0" w:after="0" w:line="240" w:lineRule="auto"/>
+            </w:pPr>
+            <w:r>
+              <w:rPr>
+                <w:rFonts w:ascii="Courier New" w:hAnsi="Courier New" w:eastAsia="NanumGothicCoding"/>
+                <w:sz w:val="18"/>
+                <w:szCs w:val="18"/>
+              </w:rPr>
+              <w:t xml:space="preserve">                                                │</w:t>
+            </w:r>
+          </w:p>
+          <w:p>
+            <w:pPr>
+              <w:spacing w:before="0" w:after="0" w:line="240" w:lineRule="auto"/>
+            </w:pPr>
+            <w:r>
+              <w:rPr>
+                <w:rFonts w:ascii="Courier New" w:hAnsi="Courier New" w:eastAsia="NanumGothicCoding"/>
+                <w:sz w:val="18"/>
+                <w:szCs w:val="18"/>
+              </w:rPr>
+              <w:t xml:space="preserve">                         ┌──────────────────────┘</w:t>
+            </w:r>
+          </w:p>
+          <w:p>
+            <w:pPr>
+              <w:spacing w:before="0" w:after="0" w:line="240" w:lineRule="auto"/>
+            </w:pPr>
+            <w:r>
+              <w:rPr>
+                <w:rFonts w:ascii="Courier New" w:hAnsi="Courier New" w:eastAsia="NanumGothicCoding"/>
+                <w:sz w:val="18"/>
+                <w:szCs w:val="18"/>
+              </w:rPr>
+              <w:t xml:space="preserve">                         ▼</w:t>
+            </w:r>
+          </w:p>
+          <w:p>
+            <w:pPr>
+              <w:spacing w:before="0" w:after="0" w:line="240" w:lineRule="auto"/>
+            </w:pPr>
+            <w:r>
+              <w:rPr>
+                <w:rFonts w:ascii="Courier New" w:hAnsi="Courier New" w:eastAsia="NanumGothicCoding"/>
+                <w:sz w:val="18"/>
+                <w:szCs w:val="18"/>
+              </w:rPr>
+              <w:t xml:space="preserve">                  ┌──────────────┐</w:t>
+            </w:r>
+          </w:p>
+          <w:p>
+            <w:pPr>
+              <w:spacing w:before="0" w:after="0" w:line="240" w:lineRule="auto"/>
+            </w:pPr>
+            <w:r>
+              <w:rPr>
+                <w:rFonts w:ascii="Courier New" w:hAnsi="Courier New" w:eastAsia="NanumGothicCoding"/>
+                <w:sz w:val="18"/>
+                <w:szCs w:val="18"/>
+              </w:rPr>
+              <w:t xml:space="preserve">                  │  교정 실시    │</w:t>
+            </w:r>
+          </w:p>
+          <w:p>
+            <w:pPr>
+              <w:spacing w:before="0" w:after="0" w:line="240" w:lineRule="auto"/>
+            </w:pPr>
+            <w:r>
+              <w:rPr>
+                <w:rFonts w:ascii="Courier New" w:hAnsi="Courier New" w:eastAsia="NanumGothicCoding"/>
+                <w:sz w:val="18"/>
+                <w:szCs w:val="18"/>
+              </w:rPr>
+              <w:t xml:space="preserve">                  │  (외부/사내)  │</w:t>
+            </w:r>
+          </w:p>
+          <w:p>
+            <w:pPr>
+              <w:spacing w:before="0" w:after="0" w:line="240" w:lineRule="auto"/>
+            </w:pPr>
+            <w:r>
+              <w:rPr>
+                <w:rFonts w:ascii="Courier New" w:hAnsi="Courier New" w:eastAsia="NanumGothicCoding"/>
+                <w:sz w:val="18"/>
+                <w:szCs w:val="18"/>
+              </w:rPr>
+              <w:t xml:space="preserve">                  └──────────────┘</w:t>
+            </w:r>
+          </w:p>
+          <w:p>
+            <w:pPr>
+              <w:spacing w:before="0" w:after="0" w:line="240" w:lineRule="auto"/>
+            </w:pPr>
+            <w:r>
+              <w:rPr>
+                <w:rFonts w:ascii="Courier New" w:hAnsi="Courier New" w:eastAsia="NanumGothicCoding"/>
+                <w:sz w:val="18"/>
+                <w:szCs w:val="18"/>
+              </w:rPr>
+              <w:t xml:space="preserve">                         │</w:t>
+            </w:r>
+          </w:p>
+          <w:p>
+            <w:pPr>
+              <w:spacing w:before="0" w:after="0" w:line="240" w:lineRule="auto"/>
+            </w:pPr>
+            <w:r>
+              <w:rPr>
+                <w:rFonts w:ascii="Courier New" w:hAnsi="Courier New" w:eastAsia="NanumGothicCoding"/>
+                <w:sz w:val="18"/>
+                <w:szCs w:val="18"/>
+              </w:rPr>
+              <w:t xml:space="preserve">              ┌──────────┼──────────┐</w:t>
+            </w:r>
+          </w:p>
+          <w:p>
+            <w:pPr>
+              <w:spacing w:before="0" w:after="0" w:line="240" w:lineRule="auto"/>
+            </w:pPr>
+            <w:r>
+              <w:rPr>
+                <w:rFonts w:ascii="Courier New" w:hAnsi="Courier New" w:eastAsia="NanumGothicCoding"/>
+                <w:sz w:val="18"/>
+                <w:szCs w:val="18"/>
+              </w:rPr>
+              <w:t xml:space="preserve">              ▼          ▼          ▼</w:t>
+            </w:r>
+          </w:p>
+          <w:p>
+            <w:pPr>
+              <w:spacing w:before="0" w:after="0" w:line="240" w:lineRule="auto"/>
+            </w:pPr>
+            <w:r>
+              <w:rPr>
+                <w:rFonts w:ascii="Courier New" w:hAnsi="Courier New" w:eastAsia="NanumGothicCoding"/>
+                <w:sz w:val="18"/>
+                <w:szCs w:val="18"/>
+              </w:rPr>
+              <w:t xml:space="preserve">       ┌──────────┐ ┌──────────┐ ┌──────────┐</w:t>
+            </w:r>
+          </w:p>
+          <w:p>
+            <w:pPr>
+              <w:spacing w:before="0" w:after="0" w:line="240" w:lineRule="auto"/>
+            </w:pPr>
+            <w:r>
+              <w:rPr>
+                <w:rFonts w:ascii="Courier New" w:hAnsi="Courier New" w:eastAsia="NanumGothicCoding"/>
+                <w:sz w:val="18"/>
+                <w:szCs w:val="18"/>
+              </w:rPr>
+              <w:t xml:space="preserve">       │  합격     │ │  조건부   │ │  부적합   │</w:t>
+            </w:r>
+          </w:p>
+          <w:p>
+            <w:pPr>
+              <w:spacing w:before="0" w:after="0" w:line="240" w:lineRule="auto"/>
+            </w:pPr>
+            <w:r>
+              <w:rPr>
+                <w:rFonts w:ascii="Courier New" w:hAnsi="Courier New" w:eastAsia="NanumGothicCoding"/>
+                <w:sz w:val="18"/>
+                <w:szCs w:val="18"/>
+              </w:rPr>
+              <w:t xml:space="preserve">       │  (녹색)   │ │  (황색)   │ │  (적색)   │</w:t>
+            </w:r>
+          </w:p>
+          <w:p>
+            <w:pPr>
+              <w:spacing w:before="0" w:after="0" w:line="240" w:lineRule="auto"/>
+            </w:pPr>
+            <w:r>
+              <w:rPr>
+                <w:rFonts w:ascii="Courier New" w:hAnsi="Courier New" w:eastAsia="NanumGothicCoding"/>
+                <w:sz w:val="18"/>
+                <w:szCs w:val="18"/>
+              </w:rPr>
+              <w:t xml:space="preserve">       └──────────┘ └──────────┘ └──────────┘</w:t>
+            </w:r>
+          </w:p>
+          <w:p>
+            <w:pPr>
+              <w:spacing w:before="0" w:after="0" w:line="240" w:lineRule="auto"/>
+            </w:pPr>
+            <w:r>
+              <w:rPr>
+                <w:rFonts w:ascii="Courier New" w:hAnsi="Courier New" w:eastAsia="NanumGothicCoding"/>
+                <w:sz w:val="18"/>
+                <w:szCs w:val="18"/>
+              </w:rPr>
+              <w:t xml:space="preserve">              │          │          │</w:t>
+            </w:r>
+          </w:p>
+          <w:p>
+            <w:pPr>
+              <w:spacing w:before="0" w:after="0" w:line="240" w:lineRule="auto"/>
+            </w:pPr>
+            <w:r>
+              <w:rPr>
+                <w:rFonts w:ascii="Courier New" w:hAnsi="Courier New" w:eastAsia="NanumGothicCoding"/>
+                <w:sz w:val="18"/>
+                <w:szCs w:val="18"/>
+              </w:rPr>
+              <w:t xml:space="preserve">              ▼          ▼          ▼</w:t>
+            </w:r>
+          </w:p>
+          <w:p>
+            <w:pPr>
+              <w:spacing w:before="0" w:after="0" w:line="240" w:lineRule="auto"/>
+            </w:pPr>
+            <w:r>
+              <w:rPr>
+                <w:rFonts w:ascii="Courier New" w:hAnsi="Courier New" w:eastAsia="NanumGothicCoding"/>
+                <w:sz w:val="18"/>
+                <w:szCs w:val="18"/>
+              </w:rPr>
+              <w:t xml:space="preserve">       ┌──────────┐ ┌──────────┐ ┌──────────┐</w:t>
+            </w:r>
+          </w:p>
+          <w:p>
+            <w:pPr>
+              <w:spacing w:before="0" w:after="0" w:line="240" w:lineRule="auto"/>
+            </w:pPr>
+            <w:r>
+              <w:rPr>
+                <w:rFonts w:ascii="Courier New" w:hAnsi="Courier New" w:eastAsia="NanumGothicCoding"/>
+                <w:sz w:val="18"/>
+                <w:szCs w:val="18"/>
+              </w:rPr>
+              <w:t xml:space="preserve">       │  사용 복귀 │ │  제한 사용 │ │ 사용 중지 │</w:t>
+            </w:r>
+          </w:p>
+          <w:p>
+            <w:pPr>
+              <w:spacing w:before="0" w:after="0" w:line="240" w:lineRule="auto"/>
+            </w:pPr>
+            <w:r>
+              <w:rPr>
+                <w:rFonts w:ascii="Courier New" w:hAnsi="Courier New" w:eastAsia="NanumGothicCoding"/>
+                <w:sz w:val="18"/>
+                <w:szCs w:val="18"/>
+              </w:rPr>
+              <w:t xml:space="preserve">       │  라벨 부착 │ │  범위 표시 │ │ →9절 참조 │</w:t>
+            </w:r>
+          </w:p>
+          <w:p>
+            <w:pPr>
+              <w:spacing w:before="0" w:after="0" w:line="240" w:lineRule="auto"/>
+            </w:pPr>
+            <w:r>
+              <w:rPr>
+                <w:rFonts w:ascii="Courier New" w:hAnsi="Courier New" w:eastAsia="NanumGothicCoding"/>
+                <w:sz w:val="18"/>
+                <w:szCs w:val="18"/>
+              </w:rPr>
+              <w:t xml:space="preserve">       └──────────┘ └──────────┘ └──────────┘</w:t>
+            </w:r>
+          </w:p>
+          <w:p>
+            <w:pPr>
+              <w:spacing w:before="0" w:after="0" w:line="240" w:lineRule="auto"/>
+            </w:pPr>
+            <w:r>
+              <w:rPr>
+                <w:rFonts w:ascii="Courier New" w:hAnsi="Courier New" w:eastAsia="NanumGothicCoding"/>
+                <w:sz w:val="18"/>
+                <w:szCs w:val="18"/>
+              </w:rPr>
+              <w:t xml:space="preserve">              │          │          │</w:t>
+            </w:r>
+          </w:p>
+          <w:p>
+            <w:pPr>
+              <w:spacing w:before="0" w:after="0" w:line="240" w:lineRule="auto"/>
+            </w:pPr>
+            <w:r>
+              <w:rPr>
+                <w:rFonts w:ascii="Courier New" w:hAnsi="Courier New" w:eastAsia="NanumGothicCoding"/>
+                <w:sz w:val="18"/>
+                <w:szCs w:val="18"/>
+              </w:rPr>
+              <w:t xml:space="preserve">              └──────────┴──────────┘</w:t>
+            </w:r>
+          </w:p>
+          <w:p>
+            <w:pPr>
+              <w:spacing w:before="0" w:after="0" w:line="240" w:lineRule="auto"/>
+            </w:pPr>
+            <w:r>
+              <w:rPr>
+                <w:rFonts w:ascii="Courier New" w:hAnsi="Courier New" w:eastAsia="NanumGothicCoding"/>
+                <w:sz w:val="18"/>
+                <w:szCs w:val="18"/>
+              </w:rPr>
+              <w:t xml:space="preserve">                         │</w:t>
+            </w:r>
+          </w:p>
+          <w:p>
+            <w:pPr>
+              <w:spacing w:before="0" w:after="0" w:line="240" w:lineRule="auto"/>
+            </w:pPr>
+            <w:r>
+              <w:rPr>
+                <w:rFonts w:ascii="Courier New" w:hAnsi="Courier New" w:eastAsia="NanumGothicCoding"/>
+                <w:sz w:val="18"/>
+                <w:szCs w:val="18"/>
+              </w:rPr>
+              <w:t xml:space="preserve">                         ▼</w:t>
+            </w:r>
+          </w:p>
+          <w:p>
+            <w:pPr>
+              <w:spacing w:before="0" w:after="0" w:line="240" w:lineRule="auto"/>
+            </w:pPr>
+            <w:r>
+              <w:rPr>
+                <w:rFonts w:ascii="Courier New" w:hAnsi="Courier New" w:eastAsia="NanumGothicCoding"/>
+                <w:sz w:val="18"/>
+                <w:szCs w:val="18"/>
+              </w:rPr>
+              <w:t xml:space="preserve">                  ┌──────────────┐</w:t>
+            </w:r>
+          </w:p>
+          <w:p>
+            <w:pPr>
+              <w:spacing w:before="0" w:after="0" w:line="240" w:lineRule="auto"/>
+            </w:pPr>
+            <w:r>
+              <w:rPr>
+                <w:rFonts w:ascii="Courier New" w:hAnsi="Courier New" w:eastAsia="NanumGothicCoding"/>
+                <w:sz w:val="18"/>
+                <w:szCs w:val="18"/>
+              </w:rPr>
+              <w:t xml:space="preserve">                  │  차기 교정일  │</w:t>
+            </w:r>
+          </w:p>
+          <w:p>
+            <w:pPr>
+              <w:spacing w:before="0" w:after="0" w:line="240" w:lineRule="auto"/>
+            </w:pPr>
+            <w:r>
+              <w:rPr>
+                <w:rFonts w:ascii="Courier New" w:hAnsi="Courier New" w:eastAsia="NanumGothicCoding"/>
+                <w:sz w:val="18"/>
+                <w:szCs w:val="18"/>
+              </w:rPr>
+              <w:t xml:space="preserve">                  │  관리/알림   │</w:t>
+            </w:r>
+          </w:p>
+          <w:p>
+            <w:pPr>
+              <w:spacing w:before="0" w:after="0" w:line="240" w:lineRule="auto"/>
+            </w:pPr>
+            <w:r>
+              <w:rPr>
+                <w:rFonts w:ascii="Courier New" w:hAnsi="Courier New" w:eastAsia="NanumGothicCoding"/>
+                <w:sz w:val="18"/>
+                <w:szCs w:val="18"/>
+              </w:rPr>
+              <w:t xml:space="preserve">                  └──────────────┘</w:t>
+            </w:r>
+          </w:p>
+        </w:tc>
+      </w:tr>
+    </w:tbl>
     <w:p>
       <w:pPr>
         <w:pStyle w:val="FirstParagraph"/>
@@ -8506,8 +8570,8 @@
     <w:rPrDefault>
       <w:rPr>
         <w:rFonts w:asciiTheme="minorHAnsi" w:cstheme="minorBidi" w:eastAsiaTheme="minorEastAsia" w:hAnsiTheme="minorHAnsi"/>
-        <w:sz w:val="24"/>
-        <w:szCs w:val="24"/>
+        <w:sz w:val="20"/>
+        <w:szCs w:val="20"/>
         <w:lang w:bidi="ar-SA" w:eastAsia="zh-CN" w:val="en-US"/>
       </w:rPr>
     </w:rPrDefault>
@@ -8575,8 +8639,8 @@
     </w:pPr>
     <w:rPr>
       <w:rFonts w:asciiTheme="majorHAnsi" w:cstheme="majorBidi" w:eastAsiaTheme="majorEastAsia" w:hAnsiTheme="majorHAnsi"/>
-      <w:sz w:val="56"/>
-      <w:szCs w:val="56"/>
+      <w:sz w:val="44"/>
+      <w:szCs w:val="44"/>
     </w:rPr>
   </w:style>
   <w:style w:customStyle="1" w:styleId="TitleChar" w:type="character">
@@ -8587,8 +8651,8 @@
     <w:rsid w:val="00A10FD9"/>
     <w:rPr>
       <w:rFonts w:asciiTheme="majorHAnsi" w:cstheme="majorBidi" w:eastAsiaTheme="majorEastAsia" w:hAnsiTheme="majorHAnsi"/>
-      <w:sz w:val="56"/>
-      <w:szCs w:val="56"/>
+      <w:sz w:val="44"/>
+      <w:szCs w:val="44"/>
     </w:rPr>
   </w:style>
   <w:style w:styleId="Subtitle" w:type="paragraph">
@@ -8710,8 +8774,8 @@
     <w:rPr>
       <w:rFonts w:asciiTheme="majorHAnsi" w:cstheme="majorBidi" w:eastAsiaTheme="majorEastAsia" w:hAnsiTheme="majorHAnsi"/>
       <w:color w:themeColor="accent1" w:themeShade="BF" w:val="0F4761"/>
-      <w:sz w:val="40"/>
-      <w:szCs w:val="40"/>
+      <w:sz w:val="32"/>
+      <w:szCs w:val="32"/>
     </w:rPr>
   </w:style>
   <w:style w:styleId="Heading2" w:type="paragraph">
@@ -8901,8 +8965,8 @@
     <w:rPr>
       <w:rFonts w:asciiTheme="majorHAnsi" w:cstheme="majorBidi" w:eastAsiaTheme="majorEastAsia" w:hAnsiTheme="majorHAnsi"/>
       <w:color w:themeColor="accent1" w:themeShade="BF" w:val="0F4761"/>
-      <w:sz w:val="40"/>
-      <w:szCs w:val="40"/>
+      <w:sz w:val="32"/>
+      <w:szCs w:val="32"/>
     </w:rPr>
   </w:style>
   <w:style w:customStyle="1" w:styleId="Heading2Char" w:type="character">
